--- a/reports/fiscal_cost_report.docx
+++ b/reports/fiscal_cost_report.docx
@@ -1521,7 +1521,7 @@
         <w:rPr>
           <w:sz w:val="20"/>
         </w:rPr>
-        <w:t>Scenario A: expansion to 2,800 MW operational by 2030, adding 1888 MW beyond the current 912 MW at IDR 111B/MW (blended benchmark), requiring IDR 209.5T of additional investment. GMT/non-GMT split mirrors current database (43%/57%); 10-year holiday for new entrants. Scenario B: VAT and import duty exemptions extended to all operators, applying 35% equipment share to total investment.</w:t>
+        <w:t>Scenario A: expansion to 3,000 MW operational by 2030, adding 2,474 MW beyond the current 526 MW at IDR 111B/MW (blended benchmark), requiring IDR 274.6T of additional investment. GMT/non-GMT split mirrors current database (43%/57%); 10-year holiday for new entrants. Scenario B: VAT and import duty exemptions extended to all operators, applying 35% equipment share to combined Scenario A investment (IDR 660.4T).</w:t>
       </w:r>
     </w:p>
     <w:tbl>
@@ -1731,7 +1731,7 @@
                 <w:b/>
                 <w:sz w:val="17"/>
               </w:rPr>
-              <w:t>3475</w:t>
+              <w:t>3089</w:t>
             </w:r>
           </w:p>
         </w:tc>
@@ -1858,7 +1858,7 @@
               <w:rPr>
                 <w:sz w:val="17"/>
               </w:rPr>
-              <w:t>A: +1,888 MW by 2030</w:t>
+              <w:t>A: +2,474 MW by 2030</w:t>
             </w:r>
           </w:p>
         </w:tc>
@@ -1875,7 +1875,7 @@
               <w:rPr>
                 <w:sz w:val="17"/>
               </w:rPr>
-              <w:t>+1888</w:t>
+              <w:t>+2474</w:t>
             </w:r>
           </w:p>
         </w:tc>
@@ -1892,7 +1892,7 @@
               <w:rPr>
                 <w:sz w:val="17"/>
               </w:rPr>
-              <w:t>+209.5</w:t>
+              <w:t>+274.6</w:t>
             </w:r>
           </w:p>
         </w:tc>
@@ -1909,7 +1909,7 @@
               <w:rPr>
                 <w:sz w:val="17"/>
               </w:rPr>
-              <w:t>+42.001</w:t>
+              <w:t>+51.243</w:t>
             </w:r>
           </w:p>
         </w:tc>
@@ -1926,7 +1926,7 @@
               <w:rPr>
                 <w:sz w:val="17"/>
               </w:rPr>
-              <w:t>+5.964</w:t>
+              <w:t>+7.813</w:t>
             </w:r>
           </w:p>
         </w:tc>
@@ -1960,7 +1960,7 @@
               <w:rPr>
                 <w:sz w:val="17"/>
               </w:rPr>
-              <w:t>+47.965</w:t>
+              <w:t>+59.056</w:t>
             </w:r>
           </w:p>
         </w:tc>
@@ -1977,7 +1977,7 @@
               <w:rPr>
                 <w:sz w:val="17"/>
               </w:rPr>
-              <w:t>+0.217%</w:t>
+              <w:t>+0.267%</w:t>
             </w:r>
           </w:p>
         </w:tc>
@@ -1997,7 +1997,7 @@
                 <w:b/>
                 <w:sz w:val="17"/>
               </w:rPr>
-              <w:t xml:space="preserve">  Scenario A total</w:t>
+              <w:t>Scenario A total</w:t>
             </w:r>
           </w:p>
         </w:tc>
@@ -2015,7 +2015,7 @@
                 <w:b/>
                 <w:sz w:val="17"/>
               </w:rPr>
-              <w:t>5363</w:t>
+              <w:t>3000</w:t>
             </w:r>
           </w:p>
         </w:tc>
@@ -2033,7 +2033,7 @@
                 <w:b/>
                 <w:sz w:val="17"/>
               </w:rPr>
-              <w:t>595.4</w:t>
+              <w:t>660.4</w:t>
             </w:r>
           </w:p>
         </w:tc>
@@ -2051,7 +2051,7 @@
                 <w:b/>
                 <w:sz w:val="17"/>
               </w:rPr>
-              <w:t>160.706</w:t>
+              <w:t>169.948</w:t>
             </w:r>
           </w:p>
         </w:tc>
@@ -2069,7 +2069,7 @@
                 <w:b/>
                 <w:sz w:val="17"/>
               </w:rPr>
-              <w:t>16.941</w:t>
+              <w:t>18.790</w:t>
             </w:r>
           </w:p>
         </w:tc>
@@ -2105,7 +2105,7 @@
                 <w:b/>
                 <w:sz w:val="17"/>
               </w:rPr>
-              <w:t>178.624</w:t>
+              <w:t>189.715</w:t>
             </w:r>
           </w:p>
         </w:tc>
@@ -2123,7 +2123,7 @@
                 <w:b/>
                 <w:sz w:val="17"/>
               </w:rPr>
-              <w:t>0.807%</w:t>
+              <w:t>0.857%</w:t>
             </w:r>
           </w:p>
         </w:tc>
@@ -2159,7 +2159,7 @@
               <w:rPr>
                 <w:sz w:val="17"/>
               </w:rPr>
-              <w:t>3475</w:t>
+              <w:t>3089</w:t>
             </w:r>
           </w:p>
         </w:tc>
@@ -2299,7 +2299,7 @@
                 <w:b/>
                 <w:sz w:val="17"/>
               </w:rPr>
-              <w:t>5363</w:t>
+              <w:t>3000</w:t>
             </w:r>
           </w:p>
         </w:tc>
@@ -2317,7 +2317,7 @@
                 <w:b/>
                 <w:sz w:val="17"/>
               </w:rPr>
-              <w:t>595.4</w:t>
+              <w:t>660.4</w:t>
             </w:r>
           </w:p>
         </w:tc>
@@ -2335,7 +2335,7 @@
                 <w:b/>
                 <w:sz w:val="17"/>
               </w:rPr>
-              <w:t>160.706</w:t>
+              <w:t>169.948</w:t>
             </w:r>
           </w:p>
         </w:tc>
@@ -2353,7 +2353,7 @@
                 <w:b/>
                 <w:sz w:val="17"/>
               </w:rPr>
-              <w:t>16.941</w:t>
+              <w:t>18.790</w:t>
             </w:r>
           </w:p>
         </w:tc>
@@ -2371,7 +2371,7 @@
                 <w:b/>
                 <w:sz w:val="17"/>
               </w:rPr>
-              <w:t>18.230</w:t>
+              <w:t>31.204</w:t>
             </w:r>
           </w:p>
         </w:tc>
@@ -2389,7 +2389,7 @@
                 <w:b/>
                 <w:sz w:val="17"/>
               </w:rPr>
-              <w:t>195.877</w:t>
+              <w:t>219.942</w:t>
             </w:r>
           </w:p>
         </w:tc>
@@ -2407,7 +2407,7 @@
                 <w:b/>
                 <w:sz w:val="17"/>
               </w:rPr>
-              <w:t>0.885%</w:t>
+              <w:t>0.993%</w:t>
             </w:r>
           </w:p>
         </w:tc>

--- a/reports/fiscal_cost_report.docx
+++ b/reports/fiscal_cost_report.docx
@@ -98,103 +98,45 @@
         <w:jc w:val="both"/>
       </w:pPr>
       <w:r>
-        <w:t xml:space="preserve">Indonesia's data </w:t>
+        <w:t xml:space="preserve">Indonesia's data centres have attracted IDR 385.8 trillion in identified investment across 49 facilities. The location, investment and companies running the data centers have been identified in this note from by web scrapping publicly-available information, by imputing missing values and by cross-checking information with government references.The Indonesian data centers capacity encompasses 3,089 MW of total identified capacity (526 MW operational, 2,563 MW pipeline), with current plans to expand operational capacity to 3,000 MW by 2030. </w:t>
       </w:r>
       <w:proofErr w:type="spellStart"/>
-      <w:r>
-        <w:t>centre</w:t>
-      </w:r>
-      <w:r>
-        <w:t>s</w:t>
-      </w:r>
+      <w:r/>
+      <w:r/>
       <w:proofErr w:type="spellEnd"/>
-      <w:r>
-        <w:t xml:space="preserve"> </w:t>
-      </w:r>
-      <w:r>
-        <w:t>ha</w:t>
-      </w:r>
-      <w:r>
-        <w:t>ve</w:t>
-      </w:r>
-      <w:r>
-        <w:t xml:space="preserve"> attracted IDR 385.8 trillion </w:t>
-      </w:r>
-      <w:r>
-        <w:t>in identified investment across 49 facilities</w:t>
-      </w:r>
-      <w:r>
-        <w:t xml:space="preserve">. The location, investment and </w:t>
-      </w:r>
-      <w:r>
-        <w:t xml:space="preserve">companies </w:t>
-      </w:r>
-      <w:r>
-        <w:t xml:space="preserve">running the data centers have been identified </w:t>
-      </w:r>
-      <w:r>
-        <w:t xml:space="preserve">in this note </w:t>
-      </w:r>
-      <w:r>
-        <w:t xml:space="preserve">from by web scrapping </w:t>
-      </w:r>
+      <w:r/>
+      <w:r/>
+      <w:r/>
+      <w:r/>
+      <w:r/>
+      <w:r/>
+      <w:r/>
+      <w:r/>
+      <w:r/>
+      <w:r/>
       <w:proofErr w:type="gramStart"/>
-      <w:r>
-        <w:t>publicly</w:t>
-      </w:r>
-      <w:r>
-        <w:t>-available</w:t>
-      </w:r>
+      <w:r/>
+      <w:r/>
       <w:proofErr w:type="gramEnd"/>
-      <w:r>
-        <w:t xml:space="preserve"> information</w:t>
-      </w:r>
-      <w:r>
-        <w:t xml:space="preserve">, </w:t>
-      </w:r>
-      <w:r>
-        <w:t>by imputing missing values</w:t>
-      </w:r>
-      <w:r>
-        <w:t xml:space="preserve"> and by cross-checking information with government </w:t>
-      </w:r>
+      <w:r/>
+      <w:r/>
+      <w:r/>
+      <w:r/>
       <w:proofErr w:type="spellStart"/>
       <w:proofErr w:type="gramStart"/>
-      <w:r>
-        <w:t>references</w:t>
-      </w:r>
-      <w:r>
-        <w:t>.</w:t>
-      </w:r>
-      <w:r>
-        <w:t>The</w:t>
-      </w:r>
+      <w:r/>
+      <w:r/>
+      <w:r/>
       <w:proofErr w:type="spellEnd"/>
       <w:proofErr w:type="gramEnd"/>
-      <w:r>
-        <w:t xml:space="preserve"> Indonesian </w:t>
-      </w:r>
-      <w:r>
-        <w:t xml:space="preserve">data centers </w:t>
-      </w:r>
-      <w:r>
-        <w:t xml:space="preserve">capacity </w:t>
-      </w:r>
-      <w:r>
-        <w:t>encompass</w:t>
-      </w:r>
-      <w:r>
-        <w:t xml:space="preserve">es </w:t>
-      </w:r>
-      <w:r>
-        <w:t xml:space="preserve">3475 MW of current and pipeline </w:t>
-      </w:r>
-      <w:r>
-        <w:t>projects</w:t>
-      </w:r>
-      <w:r>
-        <w:t xml:space="preserve"> (912 MW operational, 2563 MW pipeline). </w:t>
-      </w:r>
+      <w:r/>
+      <w:r/>
+      <w:r/>
+      <w:r/>
+      <w:r/>
+      <w:r/>
+      <w:r/>
+      <w:r/>
     </w:p>
     <w:p>
       <w:pPr>

--- a/reports/fiscal_cost_report.docx
+++ b/reports/fiscal_cost_report.docx
@@ -98,7 +98,7 @@
         <w:jc w:val="both"/>
       </w:pPr>
       <w:r>
-        <w:t xml:space="preserve">Indonesia's data centres have attracted IDR 385.8 trillion in identified investment across 49 facilities. The location, investment and companies running the data centers have been identified in this note from by web scrapping publicly-available information, by imputing missing values and by cross-checking information with government references.The Indonesian data centers capacity encompasses 3,089 MW of total identified capacity (526 MW operational, 2,563 MW pipeline), with current plans to expand operational capacity to 3,000 MW by 2030. </w:t>
+        <w:t xml:space="preserve">Indonesia's data centres have attracted IDR 385.8 trillion in identified investment across 49 facilities (27 currently operational, 12 under construction, and 10 planned). The location, investment and companies running the data centers have been identified in this note from by web scrapping publicly-available information, by imputing missing values and by cross-checking information with government references.The Indonesian data centers capacity encompasses 3,089 MW of total identified capacity (526 MW operational, 2,563 MW pipeline), with current plans to expand operational capacity to 3,000 MW by 2030. </w:t>
       </w:r>
       <w:proofErr w:type="spellStart"/>
       <w:r/>
@@ -178,144 +178,123 @@
           <w:b/>
           <w:bCs/>
         </w:rPr>
-        <w:t xml:space="preserve">This note provides a rough estimation of the </w:t>
+        <w:t>This note provides a rough estimation of the annual and cumulative fiscal cost of incentives. If all companies make use of tax holidays and assuming a 12% ROIC, the annual fiscal cost is estimated at IDR 4.0 trillion in 2025 (0.018% of 2024 GDP), rising to a peak of around IDR 7.7 trillion (0.035% of GDP) as more facilities come online. The cumulative fiscal cost of all incentives over the full incentive period is estimated at IDR 130.7 trillion, equivalent to 0.590% of 2024 GDP.</w:t>
       </w:r>
       <w:r>
         <w:rPr>
           <w:b/>
           <w:bCs/>
         </w:rPr>
-        <w:t xml:space="preserve">annual </w:t>
       </w:r>
       <w:r>
         <w:rPr>
           <w:b/>
           <w:bCs/>
         </w:rPr>
-        <w:t xml:space="preserve">and cumulative </w:t>
       </w:r>
       <w:r>
         <w:rPr>
           <w:b/>
           <w:bCs/>
         </w:rPr>
-        <w:t xml:space="preserve">fiscal cost </w:t>
       </w:r>
       <w:r>
         <w:rPr>
           <w:b/>
           <w:bCs/>
         </w:rPr>
-        <w:t>of incentives</w:t>
       </w:r>
       <w:r>
         <w:rPr>
           <w:b/>
           <w:bCs/>
         </w:rPr>
-        <w:t>. If all companies make use of tax holidays and assuming a 12% profitability</w:t>
       </w:r>
       <w:r>
         <w:rPr>
           <w:b/>
           <w:bCs/>
         </w:rPr>
-        <w:t>,</w:t>
       </w:r>
       <w:r>
         <w:rPr>
           <w:b/>
           <w:bCs/>
         </w:rPr>
-        <w:t xml:space="preserve"> </w:t>
       </w:r>
       <w:r>
         <w:rPr>
           <w:b/>
           <w:bCs/>
         </w:rPr>
-        <w:t xml:space="preserve">the </w:t>
       </w:r>
       <w:r>
         <w:rPr>
           <w:b/>
           <w:bCs/>
         </w:rPr>
-        <w:t xml:space="preserve">fiscal </w:t>
       </w:r>
       <w:r>
         <w:rPr>
           <w:b/>
           <w:bCs/>
         </w:rPr>
-        <w:t xml:space="preserve">cost is </w:t>
       </w:r>
       <w:r>
         <w:rPr>
           <w:b/>
           <w:bCs/>
         </w:rPr>
-        <w:t xml:space="preserve">about </w:t>
       </w:r>
       <w:r>
         <w:rPr>
           <w:b/>
           <w:bCs/>
         </w:rPr>
-        <w:t xml:space="preserve">0.03% of GDP and the </w:t>
       </w:r>
       <w:r>
         <w:rPr>
           <w:b/>
           <w:bCs/>
         </w:rPr>
-        <w:t xml:space="preserve">cumulative fiscal cost </w:t>
       </w:r>
       <w:r>
         <w:rPr>
           <w:b/>
           <w:bCs/>
         </w:rPr>
-        <w:t>of all incentives for the next 20 years is</w:t>
       </w:r>
       <w:r>
         <w:rPr>
           <w:b/>
           <w:bCs/>
         </w:rPr>
-        <w:t xml:space="preserve"> estimated at IDR 13</w:t>
       </w:r>
       <w:r>
         <w:rPr>
           <w:b/>
           <w:bCs/>
         </w:rPr>
-        <w:t>1</w:t>
       </w:r>
       <w:r>
         <w:rPr>
           <w:b/>
           <w:bCs/>
         </w:rPr>
-        <w:t xml:space="preserve"> trillion</w:t>
       </w:r>
       <w:r>
         <w:rPr>
           <w:b/>
           <w:bCs/>
         </w:rPr>
-        <w:t>,</w:t>
       </w:r>
       <w:r>
         <w:rPr>
           <w:b/>
           <w:bCs/>
         </w:rPr>
-        <w:t xml:space="preserve"> equivalent to 0.590% of 2024 GDP</w:t>
       </w:r>
-      <w:r>
-        <w:t>.</w:t>
-      </w:r>
+      <w:r/>
     </w:p>
     <w:p>
       <w:pPr>

--- a/reports/fiscal_cost_report.docx
+++ b/reports/fiscal_cost_report.docx
@@ -66,14 +66,14 @@
           <w:i/>
           <w:sz w:val="20"/>
         </w:rPr>
-        <w:t>M</w:t>
+        <w:t>March 202</w:t>
       </w:r>
       <w:r>
         <w:rPr>
           <w:i/>
           <w:sz w:val="20"/>
         </w:rPr>
-        <w:t>arch 2025</w:t>
+        <w:t>6</w:t>
       </w:r>
     </w:p>
     <w:p>
@@ -98,45 +98,30 @@
         <w:jc w:val="both"/>
       </w:pPr>
       <w:r>
-        <w:t xml:space="preserve">Indonesia's data centres have attracted IDR 385.8 trillion in identified investment across 49 facilities (27 currently operational, 12 under construction, and 10 planned). The location, investment and companies running the data centers have been identified in this note from by web scrapping publicly-available information, by imputing missing values and by cross-checking information with government references.The Indonesian data centers capacity encompasses 3,089 MW of total identified capacity (526 MW operational, 2,563 MW pipeline), with current plans to expand operational capacity to 3,000 MW by 2030. </w:t>
+        <w:t xml:space="preserve">Indonesia's data </w:t>
       </w:r>
       <w:proofErr w:type="spellStart"/>
-      <w:r/>
-      <w:r/>
+      <w:r>
+        <w:t>centres</w:t>
+      </w:r>
       <w:proofErr w:type="spellEnd"/>
-      <w:r/>
-      <w:r/>
-      <w:r/>
-      <w:r/>
-      <w:r/>
-      <w:r/>
-      <w:r/>
-      <w:r/>
-      <w:r/>
-      <w:r/>
-      <w:proofErr w:type="gramStart"/>
-      <w:r/>
-      <w:r/>
-      <w:proofErr w:type="gramEnd"/>
-      <w:r/>
-      <w:r/>
-      <w:r/>
-      <w:r/>
+      <w:r>
+        <w:t xml:space="preserve"> have attracted IDR 385.8 trillion in identified investment across 49 facilities (27 currently operational, 12 under construction, and 10 planned). The location, investment and companies running the data centers have been identified in this note by web scrapping publicly-available information, by imputing missing values and by cross-checking information with government </w:t>
+      </w:r>
       <w:proofErr w:type="spellStart"/>
-      <w:proofErr w:type="gramStart"/>
-      <w:r/>
-      <w:r/>
-      <w:r/>
+      <w:r>
+        <w:t>references.The</w:t>
+      </w:r>
       <w:proofErr w:type="spellEnd"/>
-      <w:proofErr w:type="gramEnd"/>
-      <w:r/>
-      <w:r/>
-      <w:r/>
-      <w:r/>
-      <w:r/>
-      <w:r/>
-      <w:r/>
-      <w:r/>
+      <w:r>
+        <w:t xml:space="preserve"> Indonesian data centers capacity encompasses 3,089 MW of total identified capacity (526 MW operational, 2,563 MW pipeline), with current plans to expand operational capacity to </w:t>
+      </w:r>
+      <w:r>
+        <w:t xml:space="preserve">about </w:t>
+      </w:r>
+      <w:r>
+        <w:t xml:space="preserve">3,000 MW by 2030. </w:t>
+      </w:r>
     </w:p>
     <w:p>
       <w:pPr>
@@ -160,13 +145,7 @@
       </w:r>
       <w:proofErr w:type="spellEnd"/>
       <w:r>
-        <w:t xml:space="preserve">) a </w:t>
-      </w:r>
-      <w:r>
-        <w:t>CIT</w:t>
-      </w:r>
-      <w:r>
-        <w:t xml:space="preserve"> holiday of up to 20 years under PMK-130/2020; (ii) a post-holiday investment allowance of 30% of qualifying capex (5%/yr x 6 years) under GR No. 45/2019; and (iii) VAT plus import duty exemptions for SEZ operators in Batam's Nongsa Digital Park. </w:t>
+        <w:t xml:space="preserve">) a CIT holiday of up to 20 years under PMK-130/2020; (ii) a post-holiday investment allowance of 30% of qualifying capex (5%/yr x 6 years) under GR No. 45/2019; and (iii) VAT plus import duty exemptions for SEZ operators. </w:t>
       </w:r>
     </w:p>
     <w:p>
@@ -178,123 +157,24 @@
           <w:b/>
           <w:bCs/>
         </w:rPr>
-        <w:t>This note provides a rough estimation of the annual and cumulative fiscal cost of incentives. If all companies make use of tax holidays and assuming a 12% ROIC, the annual fiscal cost is estimated at IDR 4.0 trillion in 2025 (0.018% of 2024 GDP), rising to a peak of around IDR 7.7 trillion (0.035% of GDP) as more facilities come online. The cumulative fiscal cost of all incentives over the full incentive period is estimated at IDR 130.7 trillion, equivalent to 0.590% of 2024 GDP.</w:t>
+        <w:t xml:space="preserve">This note provides a rough estimation of the annual and cumulative fiscal cost of incentives. If all companies make use of tax holidays and assuming </w:t>
       </w:r>
+      <w:proofErr w:type="gramStart"/>
       <w:r>
         <w:rPr>
           <w:b/>
           <w:bCs/>
         </w:rPr>
+        <w:t>a 12</w:t>
       </w:r>
+      <w:proofErr w:type="gramEnd"/>
       <w:r>
         <w:rPr>
           <w:b/>
           <w:bCs/>
         </w:rPr>
+        <w:t>% ROIC, the annual fiscal cost is estimated at IDR 4.0 trillion in 2025 (0.018% of 2024 GDP), rising to a peak of around IDR 7.7 trillion (0.035% of GDP) as more facilities come online. The cumulative fiscal cost of all incentives over the full incentive period is estimated at IDR 130.7 trillion, equivalent to 0.590% of 2024 GDP.</w:t>
       </w:r>
-      <w:r>
-        <w:rPr>
-          <w:b/>
-          <w:bCs/>
-        </w:rPr>
-      </w:r>
-      <w:r>
-        <w:rPr>
-          <w:b/>
-          <w:bCs/>
-        </w:rPr>
-      </w:r>
-      <w:r>
-        <w:rPr>
-          <w:b/>
-          <w:bCs/>
-        </w:rPr>
-      </w:r>
-      <w:r>
-        <w:rPr>
-          <w:b/>
-          <w:bCs/>
-        </w:rPr>
-      </w:r>
-      <w:r>
-        <w:rPr>
-          <w:b/>
-          <w:bCs/>
-        </w:rPr>
-      </w:r>
-      <w:r>
-        <w:rPr>
-          <w:b/>
-          <w:bCs/>
-        </w:rPr>
-      </w:r>
-      <w:r>
-        <w:rPr>
-          <w:b/>
-          <w:bCs/>
-        </w:rPr>
-      </w:r>
-      <w:r>
-        <w:rPr>
-          <w:b/>
-          <w:bCs/>
-        </w:rPr>
-      </w:r>
-      <w:r>
-        <w:rPr>
-          <w:b/>
-          <w:bCs/>
-        </w:rPr>
-      </w:r>
-      <w:r>
-        <w:rPr>
-          <w:b/>
-          <w:bCs/>
-        </w:rPr>
-      </w:r>
-      <w:r>
-        <w:rPr>
-          <w:b/>
-          <w:bCs/>
-        </w:rPr>
-      </w:r>
-      <w:r>
-        <w:rPr>
-          <w:b/>
-          <w:bCs/>
-        </w:rPr>
-      </w:r>
-      <w:r>
-        <w:rPr>
-          <w:b/>
-          <w:bCs/>
-        </w:rPr>
-      </w:r>
-      <w:r>
-        <w:rPr>
-          <w:b/>
-          <w:bCs/>
-        </w:rPr>
-      </w:r>
-      <w:r>
-        <w:rPr>
-          <w:b/>
-          <w:bCs/>
-        </w:rPr>
-      </w:r>
-      <w:r>
-        <w:rPr>
-          <w:b/>
-          <w:bCs/>
-        </w:rPr>
-      </w:r>
-      <w:r>
-        <w:rPr>
-          <w:b/>
-          <w:bCs/>
-        </w:rPr>
-      </w:r>
-      <w:r/>
     </w:p>
     <w:p>
       <w:pPr>
@@ -304,25 +184,7 @@
         <w:rPr>
           <w:sz w:val="24"/>
         </w:rPr>
-        <w:t xml:space="preserve">Table 1 </w:t>
-      </w:r>
-      <w:r>
-        <w:rPr>
-          <w:sz w:val="24"/>
-        </w:rPr>
-        <w:t>—</w:t>
-      </w:r>
-      <w:r>
-        <w:rPr>
-          <w:sz w:val="24"/>
-        </w:rPr>
-        <w:t xml:space="preserve"> </w:t>
-      </w:r>
-      <w:r>
-        <w:rPr>
-          <w:sz w:val="24"/>
-        </w:rPr>
-        <w:t>Annual and Cumulative Fiscal Cost by Instrument</w:t>
+        <w:t>Table 1 — Annual and Cumulative Fiscal Cost by Instrument</w:t>
       </w:r>
     </w:p>
     <w:p>
@@ -1571,31 +1433,21 @@
             <w:pPr>
               <w:jc w:val="center"/>
             </w:pPr>
+            <w:proofErr w:type="spellStart"/>
             <w:r>
               <w:rPr>
                 <w:b/>
                 <w:sz w:val="17"/>
               </w:rPr>
-              <w:t>VAT+Duty (IDR T)</w:t>
-            </w:r>
-          </w:p>
-        </w:tc>
-        <w:tc>
-          <w:tcPr>
-            <w:tcW w:w="1170" w:type="dxa"/>
-            <w:shd w:val="clear" w:color="auto" w:fill="DDEEFF"/>
-            <w:vAlign w:val="center"/>
-          </w:tcPr>
-          <w:p>
-            <w:pPr>
-              <w:jc w:val="center"/>
-            </w:pPr>
+              <w:t>VAT+Duty</w:t>
+            </w:r>
+            <w:proofErr w:type="spellEnd"/>
             <w:r>
               <w:rPr>
                 <w:b/>
                 <w:sz w:val="17"/>
               </w:rPr>
-              <w:t>Total (IDR T)</w:t>
+              <w:t xml:space="preserve"> (IDR T)</w:t>
             </w:r>
           </w:p>
         </w:tc>
@@ -1614,153 +1466,26 @@
                 <w:b/>
                 <w:sz w:val="17"/>
               </w:rPr>
-              <w:t>% GDP</w:t>
-            </w:r>
-          </w:p>
-        </w:tc>
-      </w:tr>
-      <w:tr>
-        <w:trPr>
-          <w:jc w:val="center"/>
-        </w:trPr>
-        <w:tc>
-          <w:tcPr>
-            <w:tcW w:w="1170" w:type="dxa"/>
-            <w:vAlign w:val="center"/>
-          </w:tcPr>
-          <w:p>
+              <w:t>Total (IDR T)</w:t>
+            </w:r>
+          </w:p>
+        </w:tc>
+        <w:tc>
+          <w:tcPr>
+            <w:tcW w:w="1170" w:type="dxa"/>
+            <w:shd w:val="clear" w:color="auto" w:fill="DDEEFF"/>
+            <w:vAlign w:val="center"/>
+          </w:tcPr>
+          <w:p>
+            <w:pPr>
+              <w:jc w:val="center"/>
+            </w:pPr>
             <w:r>
               <w:rPr>
                 <w:b/>
                 <w:sz w:val="17"/>
               </w:rPr>
-              <w:t>Baseline</w:t>
-            </w:r>
-          </w:p>
-        </w:tc>
-        <w:tc>
-          <w:tcPr>
-            <w:tcW w:w="1170" w:type="dxa"/>
-            <w:vAlign w:val="center"/>
-          </w:tcPr>
-          <w:p>
-            <w:pPr>
-              <w:jc w:val="right"/>
-            </w:pPr>
-            <w:r>
-              <w:rPr>
-                <w:b/>
-                <w:sz w:val="17"/>
-              </w:rPr>
-              <w:t>3089</w:t>
-            </w:r>
-          </w:p>
-        </w:tc>
-        <w:tc>
-          <w:tcPr>
-            <w:tcW w:w="1170" w:type="dxa"/>
-            <w:vAlign w:val="center"/>
-          </w:tcPr>
-          <w:p>
-            <w:pPr>
-              <w:jc w:val="right"/>
-            </w:pPr>
-            <w:r>
-              <w:rPr>
-                <w:b/>
-                <w:sz w:val="17"/>
-              </w:rPr>
-              <w:t>385.8</w:t>
-            </w:r>
-          </w:p>
-        </w:tc>
-        <w:tc>
-          <w:tcPr>
-            <w:tcW w:w="1170" w:type="dxa"/>
-            <w:vAlign w:val="center"/>
-          </w:tcPr>
-          <w:p>
-            <w:pPr>
-              <w:jc w:val="right"/>
-            </w:pPr>
-            <w:r>
-              <w:rPr>
-                <w:b/>
-                <w:sz w:val="17"/>
-              </w:rPr>
-              <w:t>118.705</w:t>
-            </w:r>
-          </w:p>
-        </w:tc>
-        <w:tc>
-          <w:tcPr>
-            <w:tcW w:w="1170" w:type="dxa"/>
-            <w:vAlign w:val="center"/>
-          </w:tcPr>
-          <w:p>
-            <w:pPr>
-              <w:jc w:val="right"/>
-            </w:pPr>
-            <w:r>
-              <w:rPr>
-                <w:b/>
-                <w:sz w:val="17"/>
-              </w:rPr>
-              <w:t>10.977</w:t>
-            </w:r>
-          </w:p>
-        </w:tc>
-        <w:tc>
-          <w:tcPr>
-            <w:tcW w:w="1170" w:type="dxa"/>
-            <w:vAlign w:val="center"/>
-          </w:tcPr>
-          <w:p>
-            <w:pPr>
-              <w:jc w:val="right"/>
-            </w:pPr>
-            <w:r>
-              <w:rPr>
-                <w:b/>
-                <w:sz w:val="17"/>
-              </w:rPr>
-              <w:t>0.977</w:t>
-            </w:r>
-          </w:p>
-        </w:tc>
-        <w:tc>
-          <w:tcPr>
-            <w:tcW w:w="1170" w:type="dxa"/>
-            <w:vAlign w:val="center"/>
-          </w:tcPr>
-          <w:p>
-            <w:pPr>
-              <w:jc w:val="right"/>
-            </w:pPr>
-            <w:r>
-              <w:rPr>
-                <w:b/>
-                <w:sz w:val="17"/>
-              </w:rPr>
-              <w:t>130.659</w:t>
-            </w:r>
-          </w:p>
-        </w:tc>
-        <w:tc>
-          <w:tcPr>
-            <w:tcW w:w="1170" w:type="dxa"/>
-            <w:vAlign w:val="center"/>
-          </w:tcPr>
-          <w:p>
-            <w:pPr>
-              <w:jc w:val="right"/>
-            </w:pPr>
-            <w:r>
-              <w:rPr>
-                <w:b/>
-                <w:sz w:val="17"/>
-              </w:rPr>
-              <w:t>0.590%</w:t>
+              <w:t>% GDP</w:t>
             </w:r>
           </w:p>
         </w:tc>
@@ -2343,7 +2068,23 @@
           <w:i/>
           <w:sz w:val="17"/>
         </w:rPr>
-        <w:t>Notes: CIT = cumulative CIT forgone over holiday periods. SD = cumulative post-holiday investment allowance cost (non-GMT only). VAT+Duty = one-time at construction. Scenario A assumes no additional SEZ concessions. Scenario B incremental above baseline: IDR 17.253T (VAT: IDR 14.854T + duty: IDR 3.376T).</w:t>
+        <w:t xml:space="preserve">Notes: CIT = cumulative CIT forgone over holiday periods. SD = cumulative post-holiday investment allowance cost (non-GMT only). </w:t>
+      </w:r>
+      <w:proofErr w:type="spellStart"/>
+      <w:r>
+        <w:rPr>
+          <w:i/>
+          <w:sz w:val="17"/>
+        </w:rPr>
+        <w:t>VAT+Duty</w:t>
+      </w:r>
+      <w:proofErr w:type="spellEnd"/>
+      <w:r>
+        <w:rPr>
+          <w:i/>
+          <w:sz w:val="17"/>
+        </w:rPr>
+        <w:t xml:space="preserve"> = one-time at construction. Scenario A assumes no additional SEZ concessions. Scenario B incremental above baseline: IDR 17.253T (VAT: IDR 14.854T + duty: IDR 3.376T).</w:t>
       </w:r>
     </w:p>
     <w:p/>
@@ -2446,12 +2187,21 @@
             <w:pPr>
               <w:jc w:val="center"/>
             </w:pPr>
+            <w:proofErr w:type="gramStart"/>
             <w:r>
               <w:rPr>
                 <w:b/>
                 <w:sz w:val="16"/>
               </w:rPr>
-              <w:t>Hol.(yr)</w:t>
+              <w:t>Hol.(</w:t>
+            </w:r>
+            <w:proofErr w:type="gramEnd"/>
+            <w:r>
+              <w:rPr>
+                <w:b/>
+                <w:sz w:val="16"/>
+              </w:rPr>
+              <w:t>yr)</w:t>
             </w:r>
           </w:p>
         </w:tc>
@@ -2465,12 +2215,21 @@
             <w:pPr>
               <w:jc w:val="center"/>
             </w:pPr>
+            <w:proofErr w:type="gramStart"/>
             <w:r>
               <w:rPr>
                 <w:b/>
                 <w:sz w:val="16"/>
               </w:rPr>
-              <w:t>Inv.(IDR T)</w:t>
+              <w:t>Inv.(</w:t>
+            </w:r>
+            <w:proofErr w:type="gramEnd"/>
+            <w:r>
+              <w:rPr>
+                <w:b/>
+                <w:sz w:val="16"/>
+              </w:rPr>
+              <w:t>IDR T)</w:t>
             </w:r>
           </w:p>
         </w:tc>
@@ -2542,26 +2301,42 @@
             <w:vAlign w:val="center"/>
           </w:tcPr>
           <w:p>
-            <w:r>
-              <w:rPr>
-                <w:sz w:val="16"/>
-              </w:rPr>
-              <w:t>BDx Indonesia</w:t>
-            </w:r>
-          </w:p>
-        </w:tc>
-        <w:tc>
-          <w:tcPr>
-            <w:tcW w:w="1170" w:type="dxa"/>
-            <w:vAlign w:val="center"/>
-          </w:tcPr>
-          <w:p>
-            <w:r>
-              <w:rPr>
-                <w:sz w:val="16"/>
-              </w:rPr>
-              <w:t>CGK4 Jatiluhur</w:t>
-            </w:r>
+            <w:proofErr w:type="spellStart"/>
+            <w:r>
+              <w:rPr>
+                <w:sz w:val="16"/>
+              </w:rPr>
+              <w:t>BDx</w:t>
+            </w:r>
+            <w:proofErr w:type="spellEnd"/>
+            <w:r>
+              <w:rPr>
+                <w:sz w:val="16"/>
+              </w:rPr>
+              <w:t xml:space="preserve"> Indonesia</w:t>
+            </w:r>
+          </w:p>
+        </w:tc>
+        <w:tc>
+          <w:tcPr>
+            <w:tcW w:w="1170" w:type="dxa"/>
+            <w:vAlign w:val="center"/>
+          </w:tcPr>
+          <w:p>
+            <w:r>
+              <w:rPr>
+                <w:sz w:val="16"/>
+              </w:rPr>
+              <w:t xml:space="preserve">CGK4 </w:t>
+            </w:r>
+            <w:proofErr w:type="spellStart"/>
+            <w:r>
+              <w:rPr>
+                <w:sz w:val="16"/>
+              </w:rPr>
+              <w:t>Jatiluhur</w:t>
+            </w:r>
+            <w:proofErr w:type="spellEnd"/>
           </w:p>
         </w:tc>
         <w:tc>
@@ -2681,7 +2456,21 @@
               <w:rPr>
                 <w:sz w:val="16"/>
               </w:rPr>
-              <w:t>Digital Edge (Indonet)</w:t>
+              <w:t>Digital Edge (</w:t>
+            </w:r>
+            <w:proofErr w:type="spellStart"/>
+            <w:r>
+              <w:rPr>
+                <w:sz w:val="16"/>
+              </w:rPr>
+              <w:t>Indonet</w:t>
+            </w:r>
+            <w:proofErr w:type="spellEnd"/>
+            <w:r>
+              <w:rPr>
+                <w:sz w:val="16"/>
+              </w:rPr>
+              <w:t>)</w:t>
             </w:r>
           </w:p>
         </w:tc>
@@ -2961,11 +2750,19 @@
             <w:vAlign w:val="center"/>
           </w:tcPr>
           <w:p>
-            <w:r>
-              <w:rPr>
-                <w:sz w:val="16"/>
-              </w:rPr>
-              <w:t>Cikarang DC</w:t>
+            <w:proofErr w:type="spellStart"/>
+            <w:r>
+              <w:rPr>
+                <w:sz w:val="16"/>
+              </w:rPr>
+              <w:t>Cikarang</w:t>
+            </w:r>
+            <w:proofErr w:type="spellEnd"/>
+            <w:r>
+              <w:rPr>
+                <w:sz w:val="16"/>
+              </w:rPr>
+              <w:t xml:space="preserve"> DC</w:t>
             </w:r>
           </w:p>
         </w:tc>
@@ -3487,25 +3284,41 @@
             <w:vAlign w:val="center"/>
           </w:tcPr>
           <w:p>
-            <w:r>
-              <w:rPr>
-                <w:sz w:val="16"/>
-              </w:rPr>
-              <w:t>DayOne / INA JV</w:t>
-            </w:r>
-          </w:p>
-        </w:tc>
-        <w:tc>
-          <w:tcPr>
-            <w:tcW w:w="1170" w:type="dxa"/>
-            <w:vAlign w:val="center"/>
-          </w:tcPr>
-          <w:p>
-            <w:r>
-              <w:rPr>
-                <w:sz w:val="16"/>
-              </w:rPr>
-              <w:t>Nongsa Digital Park</w:t>
+            <w:proofErr w:type="spellStart"/>
+            <w:r>
+              <w:rPr>
+                <w:sz w:val="16"/>
+              </w:rPr>
+              <w:t>DayOne</w:t>
+            </w:r>
+            <w:proofErr w:type="spellEnd"/>
+            <w:r>
+              <w:rPr>
+                <w:sz w:val="16"/>
+              </w:rPr>
+              <w:t xml:space="preserve"> / INA JV</w:t>
+            </w:r>
+          </w:p>
+        </w:tc>
+        <w:tc>
+          <w:tcPr>
+            <w:tcW w:w="1170" w:type="dxa"/>
+            <w:vAlign w:val="center"/>
+          </w:tcPr>
+          <w:p>
+            <w:proofErr w:type="spellStart"/>
+            <w:r>
+              <w:rPr>
+                <w:sz w:val="16"/>
+              </w:rPr>
+              <w:t>Nongsa</w:t>
+            </w:r>
+            <w:proofErr w:type="spellEnd"/>
+            <w:r>
+              <w:rPr>
+                <w:sz w:val="16"/>
+              </w:rPr>
+              <w:t xml:space="preserve"> Digital Park</w:t>
             </w:r>
           </w:p>
         </w:tc>
@@ -4031,7 +3844,21 @@
               <w:rPr>
                 <w:sz w:val="16"/>
               </w:rPr>
-              <w:t>Digital Edge (Indonet)</w:t>
+              <w:t>Digital Edge (</w:t>
+            </w:r>
+            <w:proofErr w:type="spellStart"/>
+            <w:r>
+              <w:rPr>
+                <w:sz w:val="16"/>
+              </w:rPr>
+              <w:t>Indonet</w:t>
+            </w:r>
+            <w:proofErr w:type="spellEnd"/>
+            <w:r>
+              <w:rPr>
+                <w:sz w:val="16"/>
+              </w:rPr>
+              <w:t>)</w:t>
             </w:r>
           </w:p>
         </w:tc>
@@ -4301,8 +4128,16 @@
               <w:rPr>
                 <w:sz w:val="16"/>
               </w:rPr>
-              <w:t>Korea Investment / Sinar Mas (PT Kuninga</w:t>
-            </w:r>
+              <w:t xml:space="preserve">Korea Investment / Sinar Mas (PT </w:t>
+            </w:r>
+            <w:proofErr w:type="spellStart"/>
+            <w:r>
+              <w:rPr>
+                <w:sz w:val="16"/>
+              </w:rPr>
+              <w:t>Kuninga</w:t>
+            </w:r>
+            <w:proofErr w:type="spellEnd"/>
           </w:p>
         </w:tc>
         <w:tc>
@@ -4702,25 +4537,41 @@
             <w:vAlign w:val="center"/>
           </w:tcPr>
           <w:p>
-            <w:r>
-              <w:rPr>
-                <w:sz w:val="16"/>
-              </w:rPr>
-              <w:t>Bitera (MMS Group Indonesia)</w:t>
-            </w:r>
-          </w:p>
-        </w:tc>
-        <w:tc>
-          <w:tcPr>
-            <w:tcW w:w="1170" w:type="dxa"/>
-            <w:vAlign w:val="center"/>
-          </w:tcPr>
-          <w:p>
-            <w:r>
-              <w:rPr>
-                <w:sz w:val="16"/>
-              </w:rPr>
-              <w:t>Bitera Jakarta</w:t>
+            <w:proofErr w:type="spellStart"/>
+            <w:r>
+              <w:rPr>
+                <w:sz w:val="16"/>
+              </w:rPr>
+              <w:t>Bitera</w:t>
+            </w:r>
+            <w:proofErr w:type="spellEnd"/>
+            <w:r>
+              <w:rPr>
+                <w:sz w:val="16"/>
+              </w:rPr>
+              <w:t xml:space="preserve"> (MMS Group Indonesia)</w:t>
+            </w:r>
+          </w:p>
+        </w:tc>
+        <w:tc>
+          <w:tcPr>
+            <w:tcW w:w="1170" w:type="dxa"/>
+            <w:vAlign w:val="center"/>
+          </w:tcPr>
+          <w:p>
+            <w:proofErr w:type="spellStart"/>
+            <w:r>
+              <w:rPr>
+                <w:sz w:val="16"/>
+              </w:rPr>
+              <w:t>Bitera</w:t>
+            </w:r>
+            <w:proofErr w:type="spellEnd"/>
+            <w:r>
+              <w:rPr>
+                <w:sz w:val="16"/>
+              </w:rPr>
+              <w:t xml:space="preserve"> Jakarta</w:t>
             </w:r>
           </w:p>
         </w:tc>
@@ -4976,22 +4827,28 @@
               <w:rPr>
                 <w:sz w:val="16"/>
               </w:rPr>
+              <w:t>Tencent</w:t>
+            </w:r>
+          </w:p>
+        </w:tc>
+        <w:tc>
+          <w:tcPr>
+            <w:tcW w:w="1170" w:type="dxa"/>
+            <w:vAlign w:val="center"/>
+          </w:tcPr>
+          <w:p>
+            <w:r>
+              <w:rPr>
+                <w:sz w:val="16"/>
+              </w:rPr>
+              <w:t xml:space="preserve">Indonesia </w:t>
+            </w:r>
+            <w:r>
+              <w:rPr>
+                <w:sz w:val="16"/>
+              </w:rPr>
               <w:lastRenderedPageBreak/>
-              <w:t>Tencent</w:t>
-            </w:r>
-          </w:p>
-        </w:tc>
-        <w:tc>
-          <w:tcPr>
-            <w:tcW w:w="1170" w:type="dxa"/>
-            <w:vAlign w:val="center"/>
-          </w:tcPr>
-          <w:p>
-            <w:r>
-              <w:rPr>
-                <w:sz w:val="16"/>
-              </w:rPr>
-              <w:t>Indonesia Expansion</w:t>
+              <w:t>Expansion</w:t>
             </w:r>
           </w:p>
         </w:tc>
@@ -5008,6 +4865,7 @@
               <w:rPr>
                 <w:sz w:val="16"/>
               </w:rPr>
+              <w:lastRenderedPageBreak/>
               <w:t>Yes</w:t>
             </w:r>
           </w:p>
@@ -5112,7 +4970,21 @@
               <w:rPr>
                 <w:sz w:val="16"/>
               </w:rPr>
-              <w:t>K2 Strategic (K2 Data Centres / Sinar Ma</w:t>
+              <w:t xml:space="preserve">K2 Strategic (K2 Data </w:t>
+            </w:r>
+            <w:proofErr w:type="spellStart"/>
+            <w:r>
+              <w:rPr>
+                <w:sz w:val="16"/>
+              </w:rPr>
+              <w:t>Centres</w:t>
+            </w:r>
+            <w:proofErr w:type="spellEnd"/>
+            <w:r>
+              <w:rPr>
+                <w:sz w:val="16"/>
+              </w:rPr>
+              <w:t xml:space="preserve"> / Sinar Ma</w:t>
             </w:r>
           </w:p>
         </w:tc>
@@ -5243,12 +5115,14 @@
             <w:vAlign w:val="center"/>
           </w:tcPr>
           <w:p>
+            <w:proofErr w:type="spellStart"/>
             <w:r>
               <w:rPr>
                 <w:sz w:val="16"/>
               </w:rPr>
               <w:t>SpaceDC</w:t>
             </w:r>
+            <w:proofErr w:type="spellEnd"/>
           </w:p>
         </w:tc>
         <w:tc>
@@ -5382,21 +5256,43 @@
               <w:rPr>
                 <w:sz w:val="16"/>
               </w:rPr>
-              <w:t>Telkom Indonesia (NeutraDC)</w:t>
-            </w:r>
-          </w:p>
-        </w:tc>
-        <w:tc>
-          <w:tcPr>
-            <w:tcW w:w="1170" w:type="dxa"/>
-            <w:vAlign w:val="center"/>
-          </w:tcPr>
-          <w:p>
-            <w:r>
-              <w:rPr>
-                <w:sz w:val="16"/>
-              </w:rPr>
-              <w:t>Cikarang Expansion</w:t>
+              <w:t>Telkom Indonesia (</w:t>
+            </w:r>
+            <w:proofErr w:type="spellStart"/>
+            <w:r>
+              <w:rPr>
+                <w:sz w:val="16"/>
+              </w:rPr>
+              <w:t>NeutraDC</w:t>
+            </w:r>
+            <w:proofErr w:type="spellEnd"/>
+            <w:r>
+              <w:rPr>
+                <w:sz w:val="16"/>
+              </w:rPr>
+              <w:t>)</w:t>
+            </w:r>
+          </w:p>
+        </w:tc>
+        <w:tc>
+          <w:tcPr>
+            <w:tcW w:w="1170" w:type="dxa"/>
+            <w:vAlign w:val="center"/>
+          </w:tcPr>
+          <w:p>
+            <w:proofErr w:type="spellStart"/>
+            <w:r>
+              <w:rPr>
+                <w:sz w:val="16"/>
+              </w:rPr>
+              <w:t>Cikarang</w:t>
+            </w:r>
+            <w:proofErr w:type="spellEnd"/>
+            <w:r>
+              <w:rPr>
+                <w:sz w:val="16"/>
+              </w:rPr>
+              <w:t xml:space="preserve"> Expansion</w:t>
             </w:r>
           </w:p>
         </w:tc>
@@ -5513,12 +5409,28 @@
             <w:vAlign w:val="center"/>
           </w:tcPr>
           <w:p>
-            <w:r>
-              <w:rPr>
-                <w:sz w:val="16"/>
-              </w:rPr>
-              <w:t>IndoKeppel Data Centres</w:t>
-            </w:r>
+            <w:proofErr w:type="spellStart"/>
+            <w:r>
+              <w:rPr>
+                <w:sz w:val="16"/>
+              </w:rPr>
+              <w:t>IndoKeppel</w:t>
+            </w:r>
+            <w:proofErr w:type="spellEnd"/>
+            <w:r>
+              <w:rPr>
+                <w:sz w:val="16"/>
+              </w:rPr>
+              <w:t xml:space="preserve"> Data </w:t>
+            </w:r>
+            <w:proofErr w:type="spellStart"/>
+            <w:r>
+              <w:rPr>
+                <w:sz w:val="16"/>
+              </w:rPr>
+              <w:t>Centres</w:t>
+            </w:r>
+            <w:proofErr w:type="spellEnd"/>
           </w:p>
         </w:tc>
         <w:tc>
@@ -5652,7 +5564,21 @@
               <w:rPr>
                 <w:sz w:val="16"/>
               </w:rPr>
-              <w:t>Digital Edge (Indonet)</w:t>
+              <w:t>Digital Edge (</w:t>
+            </w:r>
+            <w:proofErr w:type="spellStart"/>
+            <w:r>
+              <w:rPr>
+                <w:sz w:val="16"/>
+              </w:rPr>
+              <w:t>Indonet</w:t>
+            </w:r>
+            <w:proofErr w:type="spellEnd"/>
+            <w:r>
+              <w:rPr>
+                <w:sz w:val="16"/>
+              </w:rPr>
+              <w:t>)</w:t>
             </w:r>
           </w:p>
         </w:tc>
@@ -5783,25 +5709,41 @@
             <w:vAlign w:val="center"/>
           </w:tcPr>
           <w:p>
-            <w:r>
-              <w:rPr>
-                <w:sz w:val="16"/>
-              </w:rPr>
-              <w:t>Triputra Group</w:t>
-            </w:r>
-          </w:p>
-        </w:tc>
-        <w:tc>
-          <w:tcPr>
-            <w:tcW w:w="1170" w:type="dxa"/>
-            <w:vAlign w:val="center"/>
-          </w:tcPr>
-          <w:p>
-            <w:r>
-              <w:rPr>
-                <w:sz w:val="16"/>
-              </w:rPr>
-              <w:t>Triputra DC</w:t>
+            <w:proofErr w:type="spellStart"/>
+            <w:r>
+              <w:rPr>
+                <w:sz w:val="16"/>
+              </w:rPr>
+              <w:t>Triputra</w:t>
+            </w:r>
+            <w:proofErr w:type="spellEnd"/>
+            <w:r>
+              <w:rPr>
+                <w:sz w:val="16"/>
+              </w:rPr>
+              <w:t xml:space="preserve"> Group</w:t>
+            </w:r>
+          </w:p>
+        </w:tc>
+        <w:tc>
+          <w:tcPr>
+            <w:tcW w:w="1170" w:type="dxa"/>
+            <w:vAlign w:val="center"/>
+          </w:tcPr>
+          <w:p>
+            <w:proofErr w:type="spellStart"/>
+            <w:r>
+              <w:rPr>
+                <w:sz w:val="16"/>
+              </w:rPr>
+              <w:t>Triputra</w:t>
+            </w:r>
+            <w:proofErr w:type="spellEnd"/>
+            <w:r>
+              <w:rPr>
+                <w:sz w:val="16"/>
+              </w:rPr>
+              <w:t xml:space="preserve"> DC</w:t>
             </w:r>
           </w:p>
         </w:tc>
@@ -5918,12 +5860,14 @@
             <w:vAlign w:val="center"/>
           </w:tcPr>
           <w:p>
+            <w:proofErr w:type="spellStart"/>
             <w:r>
               <w:rPr>
                 <w:sz w:val="16"/>
               </w:rPr>
               <w:t>EdgeConneX</w:t>
             </w:r>
+            <w:proofErr w:type="spellEnd"/>
           </w:p>
         </w:tc>
         <w:tc>
@@ -6057,7 +6001,21 @@
               <w:rPr>
                 <w:sz w:val="16"/>
               </w:rPr>
-              <w:t>K2 Strategic (K2 Data Centres / Sinar Ma</w:t>
+              <w:t xml:space="preserve">K2 Strategic (K2 Data </w:t>
+            </w:r>
+            <w:proofErr w:type="spellStart"/>
+            <w:r>
+              <w:rPr>
+                <w:sz w:val="16"/>
+              </w:rPr>
+              <w:t>Centres</w:t>
+            </w:r>
+            <w:proofErr w:type="spellEnd"/>
+            <w:r>
+              <w:rPr>
+                <w:sz w:val="16"/>
+              </w:rPr>
+              <w:t xml:space="preserve"> / Sinar Ma</w:t>
             </w:r>
           </w:p>
         </w:tc>
@@ -6192,8 +6150,16 @@
               <w:rPr>
                 <w:sz w:val="16"/>
               </w:rPr>
-              <w:t>Pure Data Centres</w:t>
-            </w:r>
+              <w:t xml:space="preserve">Pure Data </w:t>
+            </w:r>
+            <w:proofErr w:type="spellStart"/>
+            <w:r>
+              <w:rPr>
+                <w:sz w:val="16"/>
+              </w:rPr>
+              <w:t>Centres</w:t>
+            </w:r>
+            <w:proofErr w:type="spellEnd"/>
           </w:p>
         </w:tc>
         <w:tc>
@@ -6472,11 +6438,19 @@
             <w:vAlign w:val="center"/>
           </w:tcPr>
           <w:p>
-            <w:r>
-              <w:rPr>
-                <w:sz w:val="16"/>
-              </w:rPr>
-              <w:t>Cibitung Campus</w:t>
+            <w:proofErr w:type="spellStart"/>
+            <w:r>
+              <w:rPr>
+                <w:sz w:val="16"/>
+              </w:rPr>
+              <w:t>Cibitung</w:t>
+            </w:r>
+            <w:proofErr w:type="spellEnd"/>
+            <w:r>
+              <w:rPr>
+                <w:sz w:val="16"/>
+              </w:rPr>
+              <w:t xml:space="preserve"> Campus</w:t>
             </w:r>
           </w:p>
         </w:tc>
@@ -6611,7 +6585,21 @@
               <w:rPr>
                 <w:sz w:val="16"/>
               </w:rPr>
-              <w:t>ID01 (Jababeka)</w:t>
+              <w:t>ID01 (</w:t>
+            </w:r>
+            <w:proofErr w:type="spellStart"/>
+            <w:r>
+              <w:rPr>
+                <w:sz w:val="16"/>
+              </w:rPr>
+              <w:t>Jababeka</w:t>
+            </w:r>
+            <w:proofErr w:type="spellEnd"/>
+            <w:r>
+              <w:rPr>
+                <w:sz w:val="16"/>
+              </w:rPr>
+              <w:t>)</w:t>
             </w:r>
           </w:p>
         </w:tc>
@@ -6881,8 +6869,16 @@
               <w:rPr>
                 <w:sz w:val="16"/>
               </w:rPr>
-              <w:t>SEAX DC (BSD Technopar</w:t>
-            </w:r>
+              <w:t xml:space="preserve">SEAX DC (BSD </w:t>
+            </w:r>
+            <w:proofErr w:type="spellStart"/>
+            <w:r>
+              <w:rPr>
+                <w:sz w:val="16"/>
+              </w:rPr>
+              <w:t>Technopar</w:t>
+            </w:r>
+            <w:proofErr w:type="spellEnd"/>
           </w:p>
         </w:tc>
         <w:tc>
@@ -7002,22 +6998,44 @@
               <w:rPr>
                 <w:sz w:val="16"/>
               </w:rPr>
-              <w:t>Indosat-NVIDIA (Lintasarta)</w:t>
-            </w:r>
-          </w:p>
-        </w:tc>
-        <w:tc>
-          <w:tcPr>
-            <w:tcW w:w="1170" w:type="dxa"/>
-            <w:vAlign w:val="center"/>
-          </w:tcPr>
-          <w:p>
-            <w:r>
-              <w:rPr>
-                <w:sz w:val="16"/>
-              </w:rPr>
-              <w:t>AI Factory (GPU Merdek</w:t>
-            </w:r>
+              <w:t>Indosat-NVIDIA (</w:t>
+            </w:r>
+            <w:proofErr w:type="spellStart"/>
+            <w:r>
+              <w:rPr>
+                <w:sz w:val="16"/>
+              </w:rPr>
+              <w:t>Lintasarta</w:t>
+            </w:r>
+            <w:proofErr w:type="spellEnd"/>
+            <w:r>
+              <w:rPr>
+                <w:sz w:val="16"/>
+              </w:rPr>
+              <w:t>)</w:t>
+            </w:r>
+          </w:p>
+        </w:tc>
+        <w:tc>
+          <w:tcPr>
+            <w:tcW w:w="1170" w:type="dxa"/>
+            <w:vAlign w:val="center"/>
+          </w:tcPr>
+          <w:p>
+            <w:r>
+              <w:rPr>
+                <w:sz w:val="16"/>
+              </w:rPr>
+              <w:t xml:space="preserve">AI Factory (GPU </w:t>
+            </w:r>
+            <w:proofErr w:type="spellStart"/>
+            <w:r>
+              <w:rPr>
+                <w:sz w:val="16"/>
+              </w:rPr>
+              <w:t>Merdek</w:t>
+            </w:r>
+            <w:proofErr w:type="spellEnd"/>
           </w:p>
         </w:tc>
         <w:tc>
@@ -7407,21 +7425,43 @@
               <w:rPr>
                 <w:sz w:val="16"/>
               </w:rPr>
-              <w:t>Telkom Indonesia (NeutraDC)</w:t>
-            </w:r>
-          </w:p>
-        </w:tc>
-        <w:tc>
-          <w:tcPr>
-            <w:tcW w:w="1170" w:type="dxa"/>
-            <w:vAlign w:val="center"/>
-          </w:tcPr>
-          <w:p>
-            <w:r>
-              <w:rPr>
-                <w:sz w:val="16"/>
-              </w:rPr>
-              <w:t>NeutraDC Portfolio (33</w:t>
+              <w:t>Telkom Indonesia (</w:t>
+            </w:r>
+            <w:proofErr w:type="spellStart"/>
+            <w:r>
+              <w:rPr>
+                <w:sz w:val="16"/>
+              </w:rPr>
+              <w:t>NeutraDC</w:t>
+            </w:r>
+            <w:proofErr w:type="spellEnd"/>
+            <w:r>
+              <w:rPr>
+                <w:sz w:val="16"/>
+              </w:rPr>
+              <w:t>)</w:t>
+            </w:r>
+          </w:p>
+        </w:tc>
+        <w:tc>
+          <w:tcPr>
+            <w:tcW w:w="1170" w:type="dxa"/>
+            <w:vAlign w:val="center"/>
+          </w:tcPr>
+          <w:p>
+            <w:proofErr w:type="spellStart"/>
+            <w:r>
+              <w:rPr>
+                <w:sz w:val="16"/>
+              </w:rPr>
+              <w:t>NeutraDC</w:t>
+            </w:r>
+            <w:proofErr w:type="spellEnd"/>
+            <w:r>
+              <w:rPr>
+                <w:sz w:val="16"/>
+              </w:rPr>
+              <w:t xml:space="preserve"> Portfolio (33</w:t>
             </w:r>
           </w:p>
         </w:tc>
@@ -7673,26 +7713,44 @@
             <w:vAlign w:val="center"/>
           </w:tcPr>
           <w:p>
+            <w:proofErr w:type="spellStart"/>
             <w:r>
               <w:rPr>
                 <w:sz w:val="16"/>
               </w:rPr>
               <w:t>Biznet</w:t>
             </w:r>
-          </w:p>
-        </w:tc>
-        <w:tc>
-          <w:tcPr>
-            <w:tcW w:w="1170" w:type="dxa"/>
-            <w:vAlign w:val="center"/>
-          </w:tcPr>
-          <w:p>
-            <w:r>
-              <w:rPr>
-                <w:sz w:val="16"/>
-              </w:rPr>
-              <w:t>Biznet DC (Technovilla</w:t>
-            </w:r>
+            <w:proofErr w:type="spellEnd"/>
+          </w:p>
+        </w:tc>
+        <w:tc>
+          <w:tcPr>
+            <w:tcW w:w="1170" w:type="dxa"/>
+            <w:vAlign w:val="center"/>
+          </w:tcPr>
+          <w:p>
+            <w:proofErr w:type="spellStart"/>
+            <w:r>
+              <w:rPr>
+                <w:sz w:val="16"/>
+              </w:rPr>
+              <w:t>Biznet</w:t>
+            </w:r>
+            <w:proofErr w:type="spellEnd"/>
+            <w:r>
+              <w:rPr>
+                <w:sz w:val="16"/>
+              </w:rPr>
+              <w:t xml:space="preserve"> DC (</w:t>
+            </w:r>
+            <w:proofErr w:type="spellStart"/>
+            <w:r>
+              <w:rPr>
+                <w:sz w:val="16"/>
+              </w:rPr>
+              <w:t>Technovilla</w:t>
+            </w:r>
+            <w:proofErr w:type="spellEnd"/>
           </w:p>
         </w:tc>
         <w:tc>
@@ -8483,26 +8541,36 @@
             <w:vAlign w:val="center"/>
           </w:tcPr>
           <w:p>
+            <w:proofErr w:type="spellStart"/>
             <w:r>
               <w:rPr>
                 <w:sz w:val="16"/>
               </w:rPr>
               <w:t>EdgeConneX</w:t>
             </w:r>
-          </w:p>
-        </w:tc>
-        <w:tc>
-          <w:tcPr>
-            <w:tcW w:w="1170" w:type="dxa"/>
-            <w:vAlign w:val="center"/>
-          </w:tcPr>
-          <w:p>
-            <w:r>
-              <w:rPr>
-                <w:sz w:val="16"/>
-              </w:rPr>
-              <w:t>GTN Cikarang</w:t>
-            </w:r>
+            <w:proofErr w:type="spellEnd"/>
+          </w:p>
+        </w:tc>
+        <w:tc>
+          <w:tcPr>
+            <w:tcW w:w="1170" w:type="dxa"/>
+            <w:vAlign w:val="center"/>
+          </w:tcPr>
+          <w:p>
+            <w:r>
+              <w:rPr>
+                <w:sz w:val="16"/>
+              </w:rPr>
+              <w:t xml:space="preserve">GTN </w:t>
+            </w:r>
+            <w:proofErr w:type="spellStart"/>
+            <w:r>
+              <w:rPr>
+                <w:sz w:val="16"/>
+              </w:rPr>
+              <w:t>Cikarang</w:t>
+            </w:r>
+            <w:proofErr w:type="spellEnd"/>
           </w:p>
         </w:tc>
         <w:tc>
@@ -8636,14 +8704,7 @@
               <w:rPr>
                 <w:sz w:val="16"/>
               </w:rPr>
-              <w:t xml:space="preserve">Jakarta 1 </w:t>
-            </w:r>
-            <w:r>
-              <w:rPr>
-                <w:sz w:val="16"/>
-              </w:rPr>
-              <w:lastRenderedPageBreak/>
-              <w:t>(JKT1)</w:t>
+              <w:t>Jakarta 1 (JKT1)</w:t>
             </w:r>
           </w:p>
         </w:tc>
@@ -8660,7 +8721,6 @@
               <w:rPr>
                 <w:sz w:val="16"/>
               </w:rPr>
-              <w:lastRenderedPageBreak/>
               <w:t>Yes</w:t>
             </w:r>
           </w:p>
@@ -8761,25 +8821,36 @@
             <w:vAlign w:val="center"/>
           </w:tcPr>
           <w:p>
-            <w:r>
-              <w:rPr>
-                <w:sz w:val="16"/>
-              </w:rPr>
+            <w:proofErr w:type="spellStart"/>
+            <w:r>
+              <w:rPr>
+                <w:sz w:val="16"/>
+              </w:rPr>
+              <w:lastRenderedPageBreak/>
               <w:t>Datacomm</w:t>
             </w:r>
-          </w:p>
-        </w:tc>
-        <w:tc>
-          <w:tcPr>
-            <w:tcW w:w="1170" w:type="dxa"/>
-            <w:vAlign w:val="center"/>
-          </w:tcPr>
-          <w:p>
-            <w:r>
-              <w:rPr>
-                <w:sz w:val="16"/>
-              </w:rPr>
-              <w:t>Datacomm DC (HQ + Alam</w:t>
+            <w:proofErr w:type="spellEnd"/>
+          </w:p>
+        </w:tc>
+        <w:tc>
+          <w:tcPr>
+            <w:tcW w:w="1170" w:type="dxa"/>
+            <w:vAlign w:val="center"/>
+          </w:tcPr>
+          <w:p>
+            <w:proofErr w:type="spellStart"/>
+            <w:r>
+              <w:rPr>
+                <w:sz w:val="16"/>
+              </w:rPr>
+              <w:t>Datacomm</w:t>
+            </w:r>
+            <w:proofErr w:type="spellEnd"/>
+            <w:r>
+              <w:rPr>
+                <w:sz w:val="16"/>
+              </w:rPr>
+              <w:t xml:space="preserve"> DC (HQ + Alam</w:t>
             </w:r>
           </w:p>
         </w:tc>
@@ -8896,25 +8967,41 @@
             <w:vAlign w:val="center"/>
           </w:tcPr>
           <w:p>
-            <w:r>
-              <w:rPr>
-                <w:sz w:val="16"/>
-              </w:rPr>
-              <w:t>Elitery Data Center</w:t>
-            </w:r>
-          </w:p>
-        </w:tc>
-        <w:tc>
-          <w:tcPr>
-            <w:tcW w:w="1170" w:type="dxa"/>
-            <w:vAlign w:val="center"/>
-          </w:tcPr>
-          <w:p>
-            <w:r>
-              <w:rPr>
-                <w:sz w:val="16"/>
-              </w:rPr>
-              <w:t>Elitery DC</w:t>
+            <w:proofErr w:type="spellStart"/>
+            <w:r>
+              <w:rPr>
+                <w:sz w:val="16"/>
+              </w:rPr>
+              <w:t>Elitery</w:t>
+            </w:r>
+            <w:proofErr w:type="spellEnd"/>
+            <w:r>
+              <w:rPr>
+                <w:sz w:val="16"/>
+              </w:rPr>
+              <w:t xml:space="preserve"> Data Center</w:t>
+            </w:r>
+          </w:p>
+        </w:tc>
+        <w:tc>
+          <w:tcPr>
+            <w:tcW w:w="1170" w:type="dxa"/>
+            <w:vAlign w:val="center"/>
+          </w:tcPr>
+          <w:p>
+            <w:proofErr w:type="spellStart"/>
+            <w:r>
+              <w:rPr>
+                <w:sz w:val="16"/>
+              </w:rPr>
+              <w:t>Elitery</w:t>
+            </w:r>
+            <w:proofErr w:type="spellEnd"/>
+            <w:r>
+              <w:rPr>
+                <w:sz w:val="16"/>
+              </w:rPr>
+              <w:t xml:space="preserve"> DC</w:t>
             </w:r>
           </w:p>
         </w:tc>
@@ -9031,11 +9118,19 @@
             <w:vAlign w:val="center"/>
           </w:tcPr>
           <w:p>
-            <w:r>
-              <w:rPr>
-                <w:sz w:val="16"/>
-              </w:rPr>
-              <w:t>Moratelindo (NDC)</w:t>
+            <w:proofErr w:type="spellStart"/>
+            <w:r>
+              <w:rPr>
+                <w:sz w:val="16"/>
+              </w:rPr>
+              <w:t>Moratelindo</w:t>
+            </w:r>
+            <w:proofErr w:type="spellEnd"/>
+            <w:r>
+              <w:rPr>
+                <w:sz w:val="16"/>
+              </w:rPr>
+              <w:t xml:space="preserve"> (NDC)</w:t>
             </w:r>
           </w:p>
         </w:tc>
@@ -9287,7 +9382,71 @@
           <w:i/>
           <w:sz w:val="17"/>
         </w:rPr>
-        <w:t>Notes: Cum. CIT = CIT forgone over full holiday. Super Ded. = cumulative post-holiday investment allowance CIT cost (non-GMT only; zero for GMT entities). Elitery and Moratelindo below IDR 100B threshold (no holiday). Galaxis excluded (no disclosed investment). CIT forfeited: 22% non-GMT full holiday; 7% GMT; 11% for 50%-reduction tier (Gaw Capital, Datacomm).</w:t>
+        <w:t xml:space="preserve">Notes: Cum. CIT = CIT forgone over full holiday. Super Ded. = cumulative post-holiday investment allowance CIT cost (non-GMT only; zero for GMT entities). </w:t>
+      </w:r>
+      <w:proofErr w:type="spellStart"/>
+      <w:r>
+        <w:rPr>
+          <w:i/>
+          <w:sz w:val="17"/>
+        </w:rPr>
+        <w:t>Elitery</w:t>
+      </w:r>
+      <w:proofErr w:type="spellEnd"/>
+      <w:r>
+        <w:rPr>
+          <w:i/>
+          <w:sz w:val="17"/>
+        </w:rPr>
+        <w:t xml:space="preserve"> and </w:t>
+      </w:r>
+      <w:proofErr w:type="spellStart"/>
+      <w:r>
+        <w:rPr>
+          <w:i/>
+          <w:sz w:val="17"/>
+        </w:rPr>
+        <w:t>Moratelindo</w:t>
+      </w:r>
+      <w:proofErr w:type="spellEnd"/>
+      <w:r>
+        <w:rPr>
+          <w:i/>
+          <w:sz w:val="17"/>
+        </w:rPr>
+        <w:t xml:space="preserve"> below IDR 100B threshold (no holiday). </w:t>
+      </w:r>
+      <w:proofErr w:type="spellStart"/>
+      <w:r>
+        <w:rPr>
+          <w:i/>
+          <w:sz w:val="17"/>
+        </w:rPr>
+        <w:t>Galaxis</w:t>
+      </w:r>
+      <w:proofErr w:type="spellEnd"/>
+      <w:r>
+        <w:rPr>
+          <w:i/>
+          <w:sz w:val="17"/>
+        </w:rPr>
+        <w:t xml:space="preserve"> excluded (no disclosed investment). CIT forfeited: 22% non-GMT full holiday; 7% GMT; 11% for 50%-reduction tier (Gaw Capital, </w:t>
+      </w:r>
+      <w:proofErr w:type="spellStart"/>
+      <w:r>
+        <w:rPr>
+          <w:i/>
+          <w:sz w:val="17"/>
+        </w:rPr>
+        <w:t>Datacomm</w:t>
+      </w:r>
+      <w:proofErr w:type="spellEnd"/>
+      <w:r>
+        <w:rPr>
+          <w:i/>
+          <w:sz w:val="17"/>
+        </w:rPr>
+        <w:t>).</w:t>
       </w:r>
     </w:p>
     <w:p>
@@ -9426,12 +9585,21 @@
             <w:pPr>
               <w:jc w:val="center"/>
             </w:pPr>
+            <w:proofErr w:type="gramStart"/>
             <w:r>
               <w:rPr>
                 <w:b/>
                 <w:sz w:val="16"/>
               </w:rPr>
-              <w:t>Inv.(IDR T)</w:t>
+              <w:t>Inv.(</w:t>
+            </w:r>
+            <w:proofErr w:type="gramEnd"/>
+            <w:r>
+              <w:rPr>
+                <w:b/>
+                <w:sz w:val="16"/>
+              </w:rPr>
+              <w:t>IDR T)</w:t>
             </w:r>
           </w:p>
         </w:tc>
@@ -9503,26 +9671,42 @@
             <w:vAlign w:val="center"/>
           </w:tcPr>
           <w:p>
-            <w:r>
-              <w:rPr>
-                <w:sz w:val="16"/>
-              </w:rPr>
-              <w:t>BDx Indonesia</w:t>
-            </w:r>
-          </w:p>
-        </w:tc>
-        <w:tc>
-          <w:tcPr>
-            <w:tcW w:w="1170" w:type="dxa"/>
-            <w:vAlign w:val="center"/>
-          </w:tcPr>
-          <w:p>
-            <w:r>
-              <w:rPr>
-                <w:sz w:val="16"/>
-              </w:rPr>
-              <w:t>CGK4 Jatiluhur</w:t>
-            </w:r>
+            <w:proofErr w:type="spellStart"/>
+            <w:r>
+              <w:rPr>
+                <w:sz w:val="16"/>
+              </w:rPr>
+              <w:t>BDx</w:t>
+            </w:r>
+            <w:proofErr w:type="spellEnd"/>
+            <w:r>
+              <w:rPr>
+                <w:sz w:val="16"/>
+              </w:rPr>
+              <w:t xml:space="preserve"> Indonesia</w:t>
+            </w:r>
+          </w:p>
+        </w:tc>
+        <w:tc>
+          <w:tcPr>
+            <w:tcW w:w="1170" w:type="dxa"/>
+            <w:vAlign w:val="center"/>
+          </w:tcPr>
+          <w:p>
+            <w:r>
+              <w:rPr>
+                <w:sz w:val="16"/>
+              </w:rPr>
+              <w:t xml:space="preserve">CGK4 </w:t>
+            </w:r>
+            <w:proofErr w:type="spellStart"/>
+            <w:r>
+              <w:rPr>
+                <w:sz w:val="16"/>
+              </w:rPr>
+              <w:t>Jatiluhur</w:t>
+            </w:r>
+            <w:proofErr w:type="spellEnd"/>
           </w:p>
         </w:tc>
         <w:tc>
@@ -9636,7 +9820,21 @@
               <w:rPr>
                 <w:sz w:val="16"/>
               </w:rPr>
-              <w:t>Digital Edge (Indonet)</w:t>
+              <w:t>Digital Edge (</w:t>
+            </w:r>
+            <w:proofErr w:type="spellStart"/>
+            <w:r>
+              <w:rPr>
+                <w:sz w:val="16"/>
+              </w:rPr>
+              <w:t>Indonet</w:t>
+            </w:r>
+            <w:proofErr w:type="spellEnd"/>
+            <w:r>
+              <w:rPr>
+                <w:sz w:val="16"/>
+              </w:rPr>
+              <w:t>)</w:t>
             </w:r>
           </w:p>
         </w:tc>
@@ -9664,8 +9862,16 @@
               <w:rPr>
                 <w:sz w:val="16"/>
               </w:rPr>
-              <w:t>Under Construc</w:t>
-            </w:r>
+              <w:t xml:space="preserve">Under </w:t>
+            </w:r>
+            <w:proofErr w:type="spellStart"/>
+            <w:r>
+              <w:rPr>
+                <w:sz w:val="16"/>
+              </w:rPr>
+              <w:t>Construc</w:t>
+            </w:r>
+            <w:proofErr w:type="spellEnd"/>
           </w:p>
         </w:tc>
         <w:tc>
@@ -9775,11 +9981,19 @@
             <w:vAlign w:val="center"/>
           </w:tcPr>
           <w:p>
-            <w:r>
-              <w:rPr>
-                <w:sz w:val="16"/>
-              </w:rPr>
-              <w:t>Cikarang DC</w:t>
+            <w:proofErr w:type="spellStart"/>
+            <w:r>
+              <w:rPr>
+                <w:sz w:val="16"/>
+              </w:rPr>
+              <w:t>Cikarang</w:t>
+            </w:r>
+            <w:proofErr w:type="spellEnd"/>
+            <w:r>
+              <w:rPr>
+                <w:sz w:val="16"/>
+              </w:rPr>
+              <w:t xml:space="preserve"> DC</w:t>
             </w:r>
           </w:p>
         </w:tc>
@@ -9922,8 +10136,16 @@
               <w:rPr>
                 <w:sz w:val="16"/>
               </w:rPr>
-              <w:t>Under Construc</w:t>
-            </w:r>
+              <w:t xml:space="preserve">Under </w:t>
+            </w:r>
+            <w:proofErr w:type="spellStart"/>
+            <w:r>
+              <w:rPr>
+                <w:sz w:val="16"/>
+              </w:rPr>
+              <w:t>Construc</w:t>
+            </w:r>
+            <w:proofErr w:type="spellEnd"/>
           </w:p>
         </w:tc>
         <w:tc>
@@ -10180,8 +10402,16 @@
               <w:rPr>
                 <w:sz w:val="16"/>
               </w:rPr>
-              <w:t>Under Construc</w:t>
-            </w:r>
+              <w:t xml:space="preserve">Under </w:t>
+            </w:r>
+            <w:proofErr w:type="spellStart"/>
+            <w:r>
+              <w:rPr>
+                <w:sz w:val="16"/>
+              </w:rPr>
+              <w:t>Construc</w:t>
+            </w:r>
+            <w:proofErr w:type="spellEnd"/>
           </w:p>
         </w:tc>
         <w:tc>
@@ -10668,7 +10898,21 @@
               <w:rPr>
                 <w:sz w:val="16"/>
               </w:rPr>
-              <w:t xml:space="preserve">K2 Strategic (K2 Data Centres / </w:t>
+              <w:t xml:space="preserve">K2 Strategic (K2 Data </w:t>
+            </w:r>
+            <w:proofErr w:type="spellStart"/>
+            <w:r>
+              <w:rPr>
+                <w:sz w:val="16"/>
+              </w:rPr>
+              <w:t>Centres</w:t>
+            </w:r>
+            <w:proofErr w:type="spellEnd"/>
+            <w:r>
+              <w:rPr>
+                <w:sz w:val="16"/>
+              </w:rPr>
+              <w:t xml:space="preserve"> / </w:t>
             </w:r>
           </w:p>
         </w:tc>
@@ -10797,36 +11041,66 @@
               <w:rPr>
                 <w:sz w:val="16"/>
               </w:rPr>
-              <w:t>Telkom Indonesia (NeutraDC)</w:t>
-            </w:r>
-          </w:p>
-        </w:tc>
-        <w:tc>
-          <w:tcPr>
-            <w:tcW w:w="1170" w:type="dxa"/>
-            <w:vAlign w:val="center"/>
-          </w:tcPr>
-          <w:p>
-            <w:r>
-              <w:rPr>
-                <w:sz w:val="16"/>
-              </w:rPr>
-              <w:t>Cikarang Expansion</w:t>
-            </w:r>
-          </w:p>
-        </w:tc>
-        <w:tc>
-          <w:tcPr>
-            <w:tcW w:w="1170" w:type="dxa"/>
-            <w:vAlign w:val="center"/>
-          </w:tcPr>
-          <w:p>
-            <w:r>
-              <w:rPr>
-                <w:sz w:val="16"/>
-              </w:rPr>
-              <w:t>Under Construc</w:t>
-            </w:r>
+              <w:t>Telkom Indonesia (</w:t>
+            </w:r>
+            <w:proofErr w:type="spellStart"/>
+            <w:r>
+              <w:rPr>
+                <w:sz w:val="16"/>
+              </w:rPr>
+              <w:t>NeutraDC</w:t>
+            </w:r>
+            <w:proofErr w:type="spellEnd"/>
+            <w:r>
+              <w:rPr>
+                <w:sz w:val="16"/>
+              </w:rPr>
+              <w:t>)</w:t>
+            </w:r>
+          </w:p>
+        </w:tc>
+        <w:tc>
+          <w:tcPr>
+            <w:tcW w:w="1170" w:type="dxa"/>
+            <w:vAlign w:val="center"/>
+          </w:tcPr>
+          <w:p>
+            <w:proofErr w:type="spellStart"/>
+            <w:r>
+              <w:rPr>
+                <w:sz w:val="16"/>
+              </w:rPr>
+              <w:t>Cikarang</w:t>
+            </w:r>
+            <w:proofErr w:type="spellEnd"/>
+            <w:r>
+              <w:rPr>
+                <w:sz w:val="16"/>
+              </w:rPr>
+              <w:t xml:space="preserve"> Expansion</w:t>
+            </w:r>
+          </w:p>
+        </w:tc>
+        <w:tc>
+          <w:tcPr>
+            <w:tcW w:w="1170" w:type="dxa"/>
+            <w:vAlign w:val="center"/>
+          </w:tcPr>
+          <w:p>
+            <w:r>
+              <w:rPr>
+                <w:sz w:val="16"/>
+              </w:rPr>
+              <w:t xml:space="preserve">Under </w:t>
+            </w:r>
+            <w:proofErr w:type="spellStart"/>
+            <w:r>
+              <w:rPr>
+                <w:sz w:val="16"/>
+              </w:rPr>
+              <w:t>Construc</w:t>
+            </w:r>
+            <w:proofErr w:type="spellEnd"/>
           </w:p>
         </w:tc>
         <w:tc>
@@ -10922,40 +11196,64 @@
             <w:vAlign w:val="center"/>
           </w:tcPr>
           <w:p>
-            <w:r>
-              <w:rPr>
-                <w:sz w:val="16"/>
-              </w:rPr>
-              <w:t>DayOne / INA JV</w:t>
-            </w:r>
-          </w:p>
-        </w:tc>
-        <w:tc>
-          <w:tcPr>
-            <w:tcW w:w="1170" w:type="dxa"/>
-            <w:vAlign w:val="center"/>
-          </w:tcPr>
-          <w:p>
-            <w:r>
-              <w:rPr>
-                <w:sz w:val="16"/>
-              </w:rPr>
-              <w:t>Nongsa Digital Park</w:t>
-            </w:r>
-          </w:p>
-        </w:tc>
-        <w:tc>
-          <w:tcPr>
-            <w:tcW w:w="1170" w:type="dxa"/>
-            <w:vAlign w:val="center"/>
-          </w:tcPr>
-          <w:p>
-            <w:r>
-              <w:rPr>
-                <w:sz w:val="16"/>
-              </w:rPr>
-              <w:t>Under Construc</w:t>
-            </w:r>
+            <w:proofErr w:type="spellStart"/>
+            <w:r>
+              <w:rPr>
+                <w:sz w:val="16"/>
+              </w:rPr>
+              <w:t>DayOne</w:t>
+            </w:r>
+            <w:proofErr w:type="spellEnd"/>
+            <w:r>
+              <w:rPr>
+                <w:sz w:val="16"/>
+              </w:rPr>
+              <w:t xml:space="preserve"> / INA JV</w:t>
+            </w:r>
+          </w:p>
+        </w:tc>
+        <w:tc>
+          <w:tcPr>
+            <w:tcW w:w="1170" w:type="dxa"/>
+            <w:vAlign w:val="center"/>
+          </w:tcPr>
+          <w:p>
+            <w:proofErr w:type="spellStart"/>
+            <w:r>
+              <w:rPr>
+                <w:sz w:val="16"/>
+              </w:rPr>
+              <w:t>Nongsa</w:t>
+            </w:r>
+            <w:proofErr w:type="spellEnd"/>
+            <w:r>
+              <w:rPr>
+                <w:sz w:val="16"/>
+              </w:rPr>
+              <w:t xml:space="preserve"> Digital Park</w:t>
+            </w:r>
+          </w:p>
+        </w:tc>
+        <w:tc>
+          <w:tcPr>
+            <w:tcW w:w="1170" w:type="dxa"/>
+            <w:vAlign w:val="center"/>
+          </w:tcPr>
+          <w:p>
+            <w:r>
+              <w:rPr>
+                <w:sz w:val="16"/>
+              </w:rPr>
+              <w:t xml:space="preserve">Under </w:t>
+            </w:r>
+            <w:proofErr w:type="spellStart"/>
+            <w:r>
+              <w:rPr>
+                <w:sz w:val="16"/>
+              </w:rPr>
+              <w:t>Construc</w:t>
+            </w:r>
+            <w:proofErr w:type="spellEnd"/>
           </w:p>
         </w:tc>
         <w:tc>
@@ -11051,12 +11349,28 @@
             <w:vAlign w:val="center"/>
           </w:tcPr>
           <w:p>
-            <w:r>
-              <w:rPr>
-                <w:sz w:val="16"/>
-              </w:rPr>
-              <w:t>IndoKeppel Data Centres</w:t>
-            </w:r>
+            <w:proofErr w:type="spellStart"/>
+            <w:r>
+              <w:rPr>
+                <w:sz w:val="16"/>
+              </w:rPr>
+              <w:t>IndoKeppel</w:t>
+            </w:r>
+            <w:proofErr w:type="spellEnd"/>
+            <w:r>
+              <w:rPr>
+                <w:sz w:val="16"/>
+              </w:rPr>
+              <w:t xml:space="preserve"> Data </w:t>
+            </w:r>
+            <w:proofErr w:type="spellStart"/>
+            <w:r>
+              <w:rPr>
+                <w:sz w:val="16"/>
+              </w:rPr>
+              <w:t>Centres</w:t>
+            </w:r>
+            <w:proofErr w:type="spellEnd"/>
           </w:p>
         </w:tc>
         <w:tc>
@@ -11083,8 +11397,16 @@
               <w:rPr>
                 <w:sz w:val="16"/>
               </w:rPr>
-              <w:t>Under Construc</w:t>
-            </w:r>
+              <w:t xml:space="preserve">Under </w:t>
+            </w:r>
+            <w:proofErr w:type="spellStart"/>
+            <w:r>
+              <w:rPr>
+                <w:sz w:val="16"/>
+              </w:rPr>
+              <w:t>Construc</w:t>
+            </w:r>
+            <w:proofErr w:type="spellEnd"/>
           </w:p>
         </w:tc>
         <w:tc>
@@ -11180,12 +11502,14 @@
             <w:vAlign w:val="center"/>
           </w:tcPr>
           <w:p>
+            <w:proofErr w:type="spellStart"/>
             <w:r>
               <w:rPr>
                 <w:sz w:val="16"/>
               </w:rPr>
               <w:t>EdgeConneX</w:t>
             </w:r>
+            <w:proofErr w:type="spellEnd"/>
           </w:p>
         </w:tc>
         <w:tc>
@@ -11212,8 +11536,16 @@
               <w:rPr>
                 <w:sz w:val="16"/>
               </w:rPr>
-              <w:t>Under Construc</w:t>
-            </w:r>
+              <w:t xml:space="preserve">Under </w:t>
+            </w:r>
+            <w:proofErr w:type="spellStart"/>
+            <w:r>
+              <w:rPr>
+                <w:sz w:val="16"/>
+              </w:rPr>
+              <w:t>Construc</w:t>
+            </w:r>
+            <w:proofErr w:type="spellEnd"/>
           </w:p>
         </w:tc>
         <w:tc>
@@ -11442,7 +11774,21 @@
               <w:rPr>
                 <w:sz w:val="16"/>
               </w:rPr>
-              <w:t xml:space="preserve">K2 Strategic (K2 Data Centres / </w:t>
+              <w:t xml:space="preserve">K2 Strategic (K2 Data </w:t>
+            </w:r>
+            <w:proofErr w:type="spellStart"/>
+            <w:r>
+              <w:rPr>
+                <w:sz w:val="16"/>
+              </w:rPr>
+              <w:t>Centres</w:t>
+            </w:r>
+            <w:proofErr w:type="spellEnd"/>
+            <w:r>
+              <w:rPr>
+                <w:sz w:val="16"/>
+              </w:rPr>
+              <w:t xml:space="preserve"> / </w:t>
             </w:r>
           </w:p>
         </w:tc>
@@ -11829,7 +12175,21 @@
               <w:rPr>
                 <w:sz w:val="16"/>
               </w:rPr>
-              <w:t>Digital Edge (Indonet)</w:t>
+              <w:t>Digital Edge (</w:t>
+            </w:r>
+            <w:proofErr w:type="spellStart"/>
+            <w:r>
+              <w:rPr>
+                <w:sz w:val="16"/>
+              </w:rPr>
+              <w:t>Indonet</w:t>
+            </w:r>
+            <w:proofErr w:type="spellEnd"/>
+            <w:r>
+              <w:rPr>
+                <w:sz w:val="16"/>
+              </w:rPr>
+              <w:t>)</w:t>
             </w:r>
           </w:p>
         </w:tc>
@@ -12115,8 +12475,16 @@
               <w:rPr>
                 <w:sz w:val="16"/>
               </w:rPr>
-              <w:t>Under Construc</w:t>
-            </w:r>
+              <w:t xml:space="preserve">Under </w:t>
+            </w:r>
+            <w:proofErr w:type="spellStart"/>
+            <w:r>
+              <w:rPr>
+                <w:sz w:val="16"/>
+              </w:rPr>
+              <w:t>Construc</w:t>
+            </w:r>
+            <w:proofErr w:type="spellEnd"/>
           </w:p>
         </w:tc>
         <w:tc>
@@ -12216,7 +12584,21 @@
               <w:rPr>
                 <w:sz w:val="16"/>
               </w:rPr>
-              <w:t>Indosat-NVIDIA (Lintasarta)</w:t>
+              <w:t>Indosat-NVIDIA (</w:t>
+            </w:r>
+            <w:proofErr w:type="spellStart"/>
+            <w:r>
+              <w:rPr>
+                <w:sz w:val="16"/>
+              </w:rPr>
+              <w:t>Lintasarta</w:t>
+            </w:r>
+            <w:proofErr w:type="spellEnd"/>
+            <w:r>
+              <w:rPr>
+                <w:sz w:val="16"/>
+              </w:rPr>
+              <w:t>)</w:t>
             </w:r>
           </w:p>
         </w:tc>
@@ -12373,8 +12755,16 @@
               <w:rPr>
                 <w:sz w:val="16"/>
               </w:rPr>
-              <w:t>Under Construc</w:t>
-            </w:r>
+              <w:t xml:space="preserve">Under </w:t>
+            </w:r>
+            <w:proofErr w:type="spellStart"/>
+            <w:r>
+              <w:rPr>
+                <w:sz w:val="16"/>
+              </w:rPr>
+              <w:t>Construc</w:t>
+            </w:r>
+            <w:proofErr w:type="spellEnd"/>
           </w:p>
         </w:tc>
         <w:tc>
@@ -12728,25 +13118,41 @@
             <w:vAlign w:val="center"/>
           </w:tcPr>
           <w:p>
-            <w:r>
-              <w:rPr>
-                <w:sz w:val="16"/>
-              </w:rPr>
-              <w:t>Bitera (MMS Group Indonesia)</w:t>
-            </w:r>
-          </w:p>
-        </w:tc>
-        <w:tc>
-          <w:tcPr>
-            <w:tcW w:w="1170" w:type="dxa"/>
-            <w:vAlign w:val="center"/>
-          </w:tcPr>
-          <w:p>
-            <w:r>
-              <w:rPr>
-                <w:sz w:val="16"/>
-              </w:rPr>
-              <w:t>Bitera Jakarta</w:t>
+            <w:proofErr w:type="spellStart"/>
+            <w:r>
+              <w:rPr>
+                <w:sz w:val="16"/>
+              </w:rPr>
+              <w:t>Bitera</w:t>
+            </w:r>
+            <w:proofErr w:type="spellEnd"/>
+            <w:r>
+              <w:rPr>
+                <w:sz w:val="16"/>
+              </w:rPr>
+              <w:t xml:space="preserve"> (MMS Group Indonesia)</w:t>
+            </w:r>
+          </w:p>
+        </w:tc>
+        <w:tc>
+          <w:tcPr>
+            <w:tcW w:w="1170" w:type="dxa"/>
+            <w:vAlign w:val="center"/>
+          </w:tcPr>
+          <w:p>
+            <w:proofErr w:type="spellStart"/>
+            <w:r>
+              <w:rPr>
+                <w:sz w:val="16"/>
+              </w:rPr>
+              <w:t>Bitera</w:t>
+            </w:r>
+            <w:proofErr w:type="spellEnd"/>
+            <w:r>
+              <w:rPr>
+                <w:sz w:val="16"/>
+              </w:rPr>
+              <w:t xml:space="preserve"> Jakarta</w:t>
             </w:r>
           </w:p>
         </w:tc>
@@ -13115,12 +13521,14 @@
             <w:vAlign w:val="center"/>
           </w:tcPr>
           <w:p>
+            <w:proofErr w:type="spellStart"/>
             <w:r>
               <w:rPr>
                 <w:sz w:val="16"/>
               </w:rPr>
               <w:t>SpaceDC</w:t>
             </w:r>
+            <w:proofErr w:type="spellEnd"/>
           </w:p>
         </w:tc>
         <w:tc>
@@ -13255,22 +13663,44 @@
                 <w:sz w:val="16"/>
               </w:rPr>
               <w:lastRenderedPageBreak/>
-              <w:t>(NeutraDC)</w:t>
-            </w:r>
-          </w:p>
-        </w:tc>
-        <w:tc>
-          <w:tcPr>
-            <w:tcW w:w="1170" w:type="dxa"/>
-            <w:vAlign w:val="center"/>
-          </w:tcPr>
-          <w:p>
+              <w:t>(</w:t>
+            </w:r>
+            <w:proofErr w:type="spellStart"/>
+            <w:r>
+              <w:rPr>
+                <w:sz w:val="16"/>
+              </w:rPr>
+              <w:t>NeutraDC</w:t>
+            </w:r>
+            <w:proofErr w:type="spellEnd"/>
+            <w:r>
+              <w:rPr>
+                <w:sz w:val="16"/>
+              </w:rPr>
+              <w:t>)</w:t>
+            </w:r>
+          </w:p>
+        </w:tc>
+        <w:tc>
+          <w:tcPr>
+            <w:tcW w:w="1170" w:type="dxa"/>
+            <w:vAlign w:val="center"/>
+          </w:tcPr>
+          <w:p>
+            <w:proofErr w:type="spellStart"/>
             <w:r>
               <w:rPr>
                 <w:sz w:val="16"/>
               </w:rPr>
               <w:lastRenderedPageBreak/>
-              <w:t>NeutraDC Portfolio (</w:t>
+              <w:t>NeutraDC</w:t>
+            </w:r>
+            <w:proofErr w:type="spellEnd"/>
+            <w:r>
+              <w:rPr>
+                <w:sz w:val="16"/>
+              </w:rPr>
+              <w:t xml:space="preserve"> Portfolio (</w:t>
             </w:r>
           </w:p>
         </w:tc>
@@ -13385,7 +13815,21 @@
               <w:rPr>
                 <w:sz w:val="16"/>
               </w:rPr>
-              <w:t>Digital Edge (Indonet)</w:t>
+              <w:t>Digital Edge (</w:t>
+            </w:r>
+            <w:proofErr w:type="spellStart"/>
+            <w:r>
+              <w:rPr>
+                <w:sz w:val="16"/>
+              </w:rPr>
+              <w:t>Indonet</w:t>
+            </w:r>
+            <w:proofErr w:type="spellEnd"/>
+            <w:r>
+              <w:rPr>
+                <w:sz w:val="16"/>
+              </w:rPr>
+              <w:t>)</w:t>
             </w:r>
           </w:p>
         </w:tc>
@@ -13510,25 +13954,41 @@
             <w:vAlign w:val="center"/>
           </w:tcPr>
           <w:p>
-            <w:r>
-              <w:rPr>
-                <w:sz w:val="16"/>
-              </w:rPr>
-              <w:t>Triputra Group</w:t>
-            </w:r>
-          </w:p>
-        </w:tc>
-        <w:tc>
-          <w:tcPr>
-            <w:tcW w:w="1170" w:type="dxa"/>
-            <w:vAlign w:val="center"/>
-          </w:tcPr>
-          <w:p>
-            <w:r>
-              <w:rPr>
-                <w:sz w:val="16"/>
-              </w:rPr>
-              <w:t>Triputra DC</w:t>
+            <w:proofErr w:type="spellStart"/>
+            <w:r>
+              <w:rPr>
+                <w:sz w:val="16"/>
+              </w:rPr>
+              <w:t>Triputra</w:t>
+            </w:r>
+            <w:proofErr w:type="spellEnd"/>
+            <w:r>
+              <w:rPr>
+                <w:sz w:val="16"/>
+              </w:rPr>
+              <w:t xml:space="preserve"> Group</w:t>
+            </w:r>
+          </w:p>
+        </w:tc>
+        <w:tc>
+          <w:tcPr>
+            <w:tcW w:w="1170" w:type="dxa"/>
+            <w:vAlign w:val="center"/>
+          </w:tcPr>
+          <w:p>
+            <w:proofErr w:type="spellStart"/>
+            <w:r>
+              <w:rPr>
+                <w:sz w:val="16"/>
+              </w:rPr>
+              <w:t>Triputra</w:t>
+            </w:r>
+            <w:proofErr w:type="spellEnd"/>
+            <w:r>
+              <w:rPr>
+                <w:sz w:val="16"/>
+              </w:rPr>
+              <w:t xml:space="preserve"> DC</w:t>
             </w:r>
           </w:p>
         </w:tc>
@@ -13643,8 +14103,16 @@
               <w:rPr>
                 <w:sz w:val="16"/>
               </w:rPr>
-              <w:t>Pure Data Centres</w:t>
-            </w:r>
+              <w:t xml:space="preserve">Pure Data </w:t>
+            </w:r>
+            <w:proofErr w:type="spellStart"/>
+            <w:r>
+              <w:rPr>
+                <w:sz w:val="16"/>
+              </w:rPr>
+              <w:t>Centres</w:t>
+            </w:r>
+            <w:proofErr w:type="spellEnd"/>
           </w:p>
         </w:tc>
         <w:tc>
@@ -13929,8 +14397,16 @@
               <w:rPr>
                 <w:sz w:val="16"/>
               </w:rPr>
-              <w:t>Under Construc</w:t>
-            </w:r>
+              <w:t xml:space="preserve">Under </w:t>
+            </w:r>
+            <w:proofErr w:type="spellStart"/>
+            <w:r>
+              <w:rPr>
+                <w:sz w:val="16"/>
+              </w:rPr>
+              <w:t>Construc</w:t>
+            </w:r>
+            <w:proofErr w:type="spellEnd"/>
           </w:p>
         </w:tc>
         <w:tc>
@@ -14040,26 +14516,42 @@
             <w:vAlign w:val="center"/>
           </w:tcPr>
           <w:p>
-            <w:r>
-              <w:rPr>
-                <w:sz w:val="16"/>
-              </w:rPr>
-              <w:t>Cibitung Campus</w:t>
-            </w:r>
-          </w:p>
-        </w:tc>
-        <w:tc>
-          <w:tcPr>
-            <w:tcW w:w="1170" w:type="dxa"/>
-            <w:vAlign w:val="center"/>
-          </w:tcPr>
-          <w:p>
-            <w:r>
-              <w:rPr>
-                <w:sz w:val="16"/>
-              </w:rPr>
-              <w:t>Under Construc</w:t>
-            </w:r>
+            <w:proofErr w:type="spellStart"/>
+            <w:r>
+              <w:rPr>
+                <w:sz w:val="16"/>
+              </w:rPr>
+              <w:t>Cibitung</w:t>
+            </w:r>
+            <w:proofErr w:type="spellEnd"/>
+            <w:r>
+              <w:rPr>
+                <w:sz w:val="16"/>
+              </w:rPr>
+              <w:t xml:space="preserve"> Campus</w:t>
+            </w:r>
+          </w:p>
+        </w:tc>
+        <w:tc>
+          <w:tcPr>
+            <w:tcW w:w="1170" w:type="dxa"/>
+            <w:vAlign w:val="center"/>
+          </w:tcPr>
+          <w:p>
+            <w:r>
+              <w:rPr>
+                <w:sz w:val="16"/>
+              </w:rPr>
+              <w:t xml:space="preserve">Under </w:t>
+            </w:r>
+            <w:proofErr w:type="spellStart"/>
+            <w:r>
+              <w:rPr>
+                <w:sz w:val="16"/>
+              </w:rPr>
+              <w:t>Construc</w:t>
+            </w:r>
+            <w:proofErr w:type="spellEnd"/>
           </w:p>
         </w:tc>
         <w:tc>
@@ -14187,8 +14679,16 @@
               <w:rPr>
                 <w:sz w:val="16"/>
               </w:rPr>
-              <w:t>Under Construc</w:t>
-            </w:r>
+              <w:t xml:space="preserve">Under </w:t>
+            </w:r>
+            <w:proofErr w:type="spellStart"/>
+            <w:r>
+              <w:rPr>
+                <w:sz w:val="16"/>
+              </w:rPr>
+              <w:t>Construc</w:t>
+            </w:r>
+            <w:proofErr w:type="spellEnd"/>
           </w:p>
         </w:tc>
         <w:tc>
@@ -14302,7 +14802,21 @@
               <w:rPr>
                 <w:sz w:val="16"/>
               </w:rPr>
-              <w:t>ID01 (Jababeka)</w:t>
+              <w:t>ID01 (</w:t>
+            </w:r>
+            <w:proofErr w:type="spellStart"/>
+            <w:r>
+              <w:rPr>
+                <w:sz w:val="16"/>
+              </w:rPr>
+              <w:t>Jababeka</w:t>
+            </w:r>
+            <w:proofErr w:type="spellEnd"/>
+            <w:r>
+              <w:rPr>
+                <w:sz w:val="16"/>
+              </w:rPr>
+              <w:t>)</w:t>
             </w:r>
           </w:p>
         </w:tc>
@@ -14431,8 +14945,16 @@
               <w:rPr>
                 <w:sz w:val="16"/>
               </w:rPr>
-              <w:t>SEAX DC (BSD Technop</w:t>
-            </w:r>
+              <w:t xml:space="preserve">SEAX DC (BSD </w:t>
+            </w:r>
+            <w:proofErr w:type="spellStart"/>
+            <w:r>
+              <w:rPr>
+                <w:sz w:val="16"/>
+              </w:rPr>
+              <w:t>Technop</w:t>
+            </w:r>
+            <w:proofErr w:type="spellEnd"/>
           </w:p>
         </w:tc>
         <w:tc>
@@ -14929,26 +15451,36 @@
             <w:vAlign w:val="center"/>
           </w:tcPr>
           <w:p>
+            <w:proofErr w:type="spellStart"/>
             <w:r>
               <w:rPr>
                 <w:sz w:val="16"/>
               </w:rPr>
               <w:t>EdgeConneX</w:t>
             </w:r>
-          </w:p>
-        </w:tc>
-        <w:tc>
-          <w:tcPr>
-            <w:tcW w:w="1170" w:type="dxa"/>
-            <w:vAlign w:val="center"/>
-          </w:tcPr>
-          <w:p>
-            <w:r>
-              <w:rPr>
-                <w:sz w:val="16"/>
-              </w:rPr>
-              <w:t>GTN Cikarang</w:t>
-            </w:r>
+            <w:proofErr w:type="spellEnd"/>
+          </w:p>
+        </w:tc>
+        <w:tc>
+          <w:tcPr>
+            <w:tcW w:w="1170" w:type="dxa"/>
+            <w:vAlign w:val="center"/>
+          </w:tcPr>
+          <w:p>
+            <w:r>
+              <w:rPr>
+                <w:sz w:val="16"/>
+              </w:rPr>
+              <w:t xml:space="preserve">GTN </w:t>
+            </w:r>
+            <w:proofErr w:type="spellStart"/>
+            <w:r>
+              <w:rPr>
+                <w:sz w:val="16"/>
+              </w:rPr>
+              <w:t>Cikarang</w:t>
+            </w:r>
+            <w:proofErr w:type="spellEnd"/>
           </w:p>
         </w:tc>
         <w:tc>
@@ -15058,26 +15590,44 @@
             <w:vAlign w:val="center"/>
           </w:tcPr>
           <w:p>
+            <w:proofErr w:type="spellStart"/>
             <w:r>
               <w:rPr>
                 <w:sz w:val="16"/>
               </w:rPr>
               <w:t>Biznet</w:t>
             </w:r>
-          </w:p>
-        </w:tc>
-        <w:tc>
-          <w:tcPr>
-            <w:tcW w:w="1170" w:type="dxa"/>
-            <w:vAlign w:val="center"/>
-          </w:tcPr>
-          <w:p>
-            <w:r>
-              <w:rPr>
-                <w:sz w:val="16"/>
-              </w:rPr>
-              <w:t>Biznet DC (Technovil</w:t>
-            </w:r>
+            <w:proofErr w:type="spellEnd"/>
+          </w:p>
+        </w:tc>
+        <w:tc>
+          <w:tcPr>
+            <w:tcW w:w="1170" w:type="dxa"/>
+            <w:vAlign w:val="center"/>
+          </w:tcPr>
+          <w:p>
+            <w:proofErr w:type="spellStart"/>
+            <w:r>
+              <w:rPr>
+                <w:sz w:val="16"/>
+              </w:rPr>
+              <w:t>Biznet</w:t>
+            </w:r>
+            <w:proofErr w:type="spellEnd"/>
+            <w:r>
+              <w:rPr>
+                <w:sz w:val="16"/>
+              </w:rPr>
+              <w:t xml:space="preserve"> DC (</w:t>
+            </w:r>
+            <w:proofErr w:type="spellStart"/>
+            <w:r>
+              <w:rPr>
+                <w:sz w:val="16"/>
+              </w:rPr>
+              <w:t>Technovil</w:t>
+            </w:r>
+            <w:proofErr w:type="spellEnd"/>
           </w:p>
         </w:tc>
         <w:tc>
@@ -15445,25 +15995,35 @@
             <w:vAlign w:val="center"/>
           </w:tcPr>
           <w:p>
+            <w:proofErr w:type="spellStart"/>
             <w:r>
               <w:rPr>
                 <w:sz w:val="16"/>
               </w:rPr>
               <w:t>Datacomm</w:t>
             </w:r>
-          </w:p>
-        </w:tc>
-        <w:tc>
-          <w:tcPr>
-            <w:tcW w:w="1170" w:type="dxa"/>
-            <w:vAlign w:val="center"/>
-          </w:tcPr>
-          <w:p>
-            <w:r>
-              <w:rPr>
-                <w:sz w:val="16"/>
-              </w:rPr>
-              <w:t>Datacomm DC (HQ + Al</w:t>
+            <w:proofErr w:type="spellEnd"/>
+          </w:p>
+        </w:tc>
+        <w:tc>
+          <w:tcPr>
+            <w:tcW w:w="1170" w:type="dxa"/>
+            <w:vAlign w:val="center"/>
+          </w:tcPr>
+          <w:p>
+            <w:proofErr w:type="spellStart"/>
+            <w:r>
+              <w:rPr>
+                <w:sz w:val="16"/>
+              </w:rPr>
+              <w:t>Datacomm</w:t>
+            </w:r>
+            <w:proofErr w:type="spellEnd"/>
+            <w:r>
+              <w:rPr>
+                <w:sz w:val="16"/>
+              </w:rPr>
+              <w:t xml:space="preserve"> DC (HQ + Al</w:t>
             </w:r>
           </w:p>
         </w:tc>
@@ -15574,11 +16134,19 @@
             <w:vAlign w:val="center"/>
           </w:tcPr>
           <w:p>
-            <w:r>
-              <w:rPr>
-                <w:sz w:val="16"/>
-              </w:rPr>
-              <w:t>Moratelindo (NDC)</w:t>
+            <w:proofErr w:type="spellStart"/>
+            <w:r>
+              <w:rPr>
+                <w:sz w:val="16"/>
+              </w:rPr>
+              <w:t>Moratelindo</w:t>
+            </w:r>
+            <w:proofErr w:type="spellEnd"/>
+            <w:r>
+              <w:rPr>
+                <w:sz w:val="16"/>
+              </w:rPr>
+              <w:t xml:space="preserve"> (NDC)</w:t>
             </w:r>
           </w:p>
         </w:tc>
@@ -15703,25 +16271,41 @@
             <w:vAlign w:val="center"/>
           </w:tcPr>
           <w:p>
-            <w:r>
-              <w:rPr>
-                <w:sz w:val="16"/>
-              </w:rPr>
-              <w:t>Elitery Data Center</w:t>
-            </w:r>
-          </w:p>
-        </w:tc>
-        <w:tc>
-          <w:tcPr>
-            <w:tcW w:w="1170" w:type="dxa"/>
-            <w:vAlign w:val="center"/>
-          </w:tcPr>
-          <w:p>
-            <w:r>
-              <w:rPr>
-                <w:sz w:val="16"/>
-              </w:rPr>
-              <w:t>Elitery DC</w:t>
+            <w:proofErr w:type="spellStart"/>
+            <w:r>
+              <w:rPr>
+                <w:sz w:val="16"/>
+              </w:rPr>
+              <w:t>Elitery</w:t>
+            </w:r>
+            <w:proofErr w:type="spellEnd"/>
+            <w:r>
+              <w:rPr>
+                <w:sz w:val="16"/>
+              </w:rPr>
+              <w:t xml:space="preserve"> Data Center</w:t>
+            </w:r>
+          </w:p>
+        </w:tc>
+        <w:tc>
+          <w:tcPr>
+            <w:tcW w:w="1170" w:type="dxa"/>
+            <w:vAlign w:val="center"/>
+          </w:tcPr>
+          <w:p>
+            <w:proofErr w:type="spellStart"/>
+            <w:r>
+              <w:rPr>
+                <w:sz w:val="16"/>
+              </w:rPr>
+              <w:t>Elitery</w:t>
+            </w:r>
+            <w:proofErr w:type="spellEnd"/>
+            <w:r>
+              <w:rPr>
+                <w:sz w:val="16"/>
+              </w:rPr>
+              <w:t xml:space="preserve"> DC</w:t>
             </w:r>
           </w:p>
         </w:tc>
@@ -15832,7 +16416,87 @@
           <w:i/>
           <w:sz w:val="17"/>
         </w:rPr>
-        <w:t>Notes: MW = planned full capacity (planned_capacity_mw where available; otherwise current). Investment = planned_investment_idr_trillion where available, else current. Galaxis excluded (no public disclosure). SEZ = Nongsa Digital Park, Batam.</w:t>
+        <w:t>Notes: MW = planned full capacity (</w:t>
+      </w:r>
+      <w:proofErr w:type="spellStart"/>
+      <w:r>
+        <w:rPr>
+          <w:i/>
+          <w:sz w:val="17"/>
+        </w:rPr>
+        <w:t>planned_capacity_mw</w:t>
+      </w:r>
+      <w:proofErr w:type="spellEnd"/>
+      <w:r>
+        <w:rPr>
+          <w:i/>
+          <w:sz w:val="17"/>
+        </w:rPr>
+        <w:t xml:space="preserve"> where available; </w:t>
+      </w:r>
+      <w:proofErr w:type="gramStart"/>
+      <w:r>
+        <w:rPr>
+          <w:i/>
+          <w:sz w:val="17"/>
+        </w:rPr>
+        <w:t>otherwise</w:t>
+      </w:r>
+      <w:proofErr w:type="gramEnd"/>
+      <w:r>
+        <w:rPr>
+          <w:i/>
+          <w:sz w:val="17"/>
+        </w:rPr>
+        <w:t xml:space="preserve"> current). Investment = </w:t>
+      </w:r>
+      <w:proofErr w:type="spellStart"/>
+      <w:r>
+        <w:rPr>
+          <w:i/>
+          <w:sz w:val="17"/>
+        </w:rPr>
+        <w:t>planned_investment_idr_trillion</w:t>
+      </w:r>
+      <w:proofErr w:type="spellEnd"/>
+      <w:r>
+        <w:rPr>
+          <w:i/>
+          <w:sz w:val="17"/>
+        </w:rPr>
+        <w:t xml:space="preserve"> where available, else current. </w:t>
+      </w:r>
+      <w:proofErr w:type="spellStart"/>
+      <w:r>
+        <w:rPr>
+          <w:i/>
+          <w:sz w:val="17"/>
+        </w:rPr>
+        <w:t>Galaxis</w:t>
+      </w:r>
+      <w:proofErr w:type="spellEnd"/>
+      <w:r>
+        <w:rPr>
+          <w:i/>
+          <w:sz w:val="17"/>
+        </w:rPr>
+        <w:t xml:space="preserve"> excluded (no public disclosure). SEZ = </w:t>
+      </w:r>
+      <w:proofErr w:type="spellStart"/>
+      <w:r>
+        <w:rPr>
+          <w:i/>
+          <w:sz w:val="17"/>
+        </w:rPr>
+        <w:t>Nongsa</w:t>
+      </w:r>
+      <w:proofErr w:type="spellEnd"/>
+      <w:r>
+        <w:rPr>
+          <w:i/>
+          <w:sz w:val="17"/>
+        </w:rPr>
+        <w:t xml:space="preserve"> Digital Park, Batam.</w:t>
       </w:r>
     </w:p>
     <w:p>
@@ -16838,8 +17502,16 @@
               <w:rPr>
                 <w:sz w:val="18"/>
               </w:rPr>
-              <w:t>Equipment share</w:t>
-            </w:r>
+              <w:t xml:space="preserve">Equipment </w:t>
+            </w:r>
+            <w:proofErr w:type="gramStart"/>
+            <w:r>
+              <w:rPr>
+                <w:sz w:val="18"/>
+              </w:rPr>
+              <w:t>share</w:t>
+            </w:r>
+            <w:proofErr w:type="gramEnd"/>
           </w:p>
         </w:tc>
         <w:tc>
@@ -17372,8 +18044,7 @@
               <v:stroke joinstyle="miter"/>
               <v:path gradientshapeok="t" o:connecttype="rect"/>
             </v:shapetype>
-            <v:shape id="Text Box 2" o:spid="_x0000_s1026" type="#_x0000_t202" alt="Official Use Only" style="position:absolute;margin-left:41.1pt;margin-top:0;width:92.3pt;height:29.05pt;z-index:251659264;visibility:visible;mso-wrap-style:none;mso-wrap-distance-left:0;mso-wrap-distance-top:0;mso-wrap-distance-right:0;mso-wrap-distance-bottom:0;mso-position-horizontal:right;mso-position-horizontal-relative:page;mso-position-vertical:bottom;mso-position-vertical-relative:page;v-text-anchor:bottom" o:gfxdata="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" filled="f" stroked="f">
-              <v:fill o:detectmouseclick="t"/>
+            <v:shape id="Text Box 2" o:spid="_x0000_s1026" type="#_x0000_t202" alt="Official Use Only" style="position:absolute;margin-left:41.1pt;margin-top:0;width:92.3pt;height:29.05pt;z-index:251659264;visibility:visible;mso-wrap-style:none;mso-wrap-distance-left:0;mso-wrap-distance-top:0;mso-wrap-distance-right:0;mso-wrap-distance-bottom:0;mso-position-horizontal:right;mso-position-horizontal-relative:page;mso-position-vertical:bottom;mso-position-vertical-relative:page;v-text-anchor:bottom" o:gfxdata="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" filled="f" stroked="f">
               <v:textbox style="mso-fit-shape-to-text:t" inset="0,0,20pt,15pt">
                 <w:txbxContent>
                   <w:p>
@@ -17503,8 +18174,7 @@
               <v:stroke joinstyle="miter"/>
               <v:path gradientshapeok="t" o:connecttype="rect"/>
             </v:shapetype>
-            <v:shape id="Text Box 3" o:spid="_x0000_s1027" type="#_x0000_t202" alt="Official Use Only" style="position:absolute;margin-left:41.1pt;margin-top:0;width:92.3pt;height:29.05pt;z-index:251660288;visibility:visible;mso-wrap-style:none;mso-wrap-distance-left:0;mso-wrap-distance-top:0;mso-wrap-distance-right:0;mso-wrap-distance-bottom:0;mso-position-horizontal:right;mso-position-horizontal-relative:page;mso-position-vertical:bottom;mso-position-vertical-relative:page;v-text-anchor:bottom" o:gfxdata="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" filled="f" stroked="f">
-              <v:fill o:detectmouseclick="t"/>
+            <v:shape id="Text Box 3" o:spid="_x0000_s1027" type="#_x0000_t202" alt="Official Use Only" style="position:absolute;margin-left:41.1pt;margin-top:0;width:92.3pt;height:29.05pt;z-index:251660288;visibility:visible;mso-wrap-style:none;mso-wrap-distance-left:0;mso-wrap-distance-top:0;mso-wrap-distance-right:0;mso-wrap-distance-bottom:0;mso-position-horizontal:right;mso-position-horizontal-relative:page;mso-position-vertical:bottom;mso-position-vertical-relative:page;v-text-anchor:bottom" o:gfxdata="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" filled="f" stroked="f">
               <v:textbox style="mso-fit-shape-to-text:t" inset="0,0,20pt,15pt">
                 <w:txbxContent>
                   <w:p>
@@ -17634,8 +18304,7 @@
               <v:stroke joinstyle="miter"/>
               <v:path gradientshapeok="t" o:connecttype="rect"/>
             </v:shapetype>
-            <v:shape id="Text Box 1" o:spid="_x0000_s1028" type="#_x0000_t202" alt="Official Use Only" style="position:absolute;margin-left:41.1pt;margin-top:0;width:92.3pt;height:29.05pt;z-index:251658240;visibility:visible;mso-wrap-style:none;mso-wrap-distance-left:0;mso-wrap-distance-top:0;mso-wrap-distance-right:0;mso-wrap-distance-bottom:0;mso-position-horizontal:right;mso-position-horizontal-relative:page;mso-position-vertical:bottom;mso-position-vertical-relative:page;v-text-anchor:bottom" o:gfxdata="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" filled="f" stroked="f">
-              <v:fill o:detectmouseclick="t"/>
+            <v:shape id="Text Box 1" o:spid="_x0000_s1028" type="#_x0000_t202" alt="Official Use Only" style="position:absolute;margin-left:41.1pt;margin-top:0;width:92.3pt;height:29.05pt;z-index:251658240;visibility:visible;mso-wrap-style:none;mso-wrap-distance-left:0;mso-wrap-distance-top:0;mso-wrap-distance-right:0;mso-wrap-distance-bottom:0;mso-position-horizontal:right;mso-position-horizontal-relative:page;mso-position-vertical:bottom;mso-position-vertical-relative:page;v-text-anchor:bottom" o:gfxdata="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" filled="f" stroked="f">
               <v:textbox style="mso-fit-shape-to-text:t" inset="0,0,20pt,15pt">
                 <w:txbxContent>
                   <w:p>

--- a/reports/fiscal_cost_report.docx
+++ b/reports/fiscal_cost_report.docx
@@ -2063,7 +2063,7 @@
               <w:rPr>
                 <w:sz w:val="17"/>
               </w:rPr>
-              <w:t>B: Universal VAT</w:t>
+              <w:t>B: Universal VAT+Duty</w:t>
             </w:r>
           </w:p>
         </w:tc>
@@ -2080,7 +2080,7 @@
               <w:rPr>
                 <w:sz w:val="17"/>
               </w:rPr>
-              <w:t>3089</w:t>
+              <w:t>3000</w:t>
             </w:r>
           </w:p>
         </w:tc>
@@ -2097,7 +2097,7 @@
               <w:rPr>
                 <w:sz w:val="17"/>
               </w:rPr>
-              <w:t>385.8</w:t>
+              <w:t>660.4</w:t>
             </w:r>
           </w:p>
         </w:tc>
@@ -2114,7 +2114,7 @@
               <w:rPr>
                 <w:sz w:val="17"/>
               </w:rPr>
-              <w:t>118.705</w:t>
+              <w:t>—</w:t>
             </w:r>
           </w:p>
         </w:tc>
@@ -2131,7 +2131,7 @@
               <w:rPr>
                 <w:sz w:val="17"/>
               </w:rPr>
-              <w:t>10.977</w:t>
+              <w:t>—</w:t>
             </w:r>
           </w:p>
         </w:tc>
@@ -2148,7 +2148,7 @@
               <w:rPr>
                 <w:sz w:val="17"/>
               </w:rPr>
-              <w:t>18.230</w:t>
+              <w:t>+30.227</w:t>
             </w:r>
           </w:p>
         </w:tc>
@@ -2165,7 +2165,7 @@
               <w:rPr>
                 <w:sz w:val="17"/>
               </w:rPr>
-              <w:t>147.912</w:t>
+              <w:t>+30.227</w:t>
             </w:r>
           </w:p>
         </w:tc>
@@ -2182,7 +2182,7 @@
               <w:rPr>
                 <w:sz w:val="17"/>
               </w:rPr>
-              <w:t>0.668%</w:t>
+              <w:t>+0.137%</w:t>
             </w:r>
           </w:p>
         </w:tc>
@@ -17176,7 +17176,7 @@
               <w:rPr>
                 <w:sz w:val="18"/>
               </w:rPr>
-              <w:t>Scenario B: VAT base</w:t>
+              <w:t>Scenario B: VAT+Duty base</w:t>
             </w:r>
           </w:p>
         </w:tc>
@@ -17190,7 +17190,7 @@
               <w:rPr>
                 <w:sz w:val="18"/>
               </w:rPr>
-              <w:t>35% of all investment</w:t>
+              <w:t>35% of Scenario A investment (660.4T)</w:t>
             </w:r>
           </w:p>
         </w:tc>
@@ -17207,7 +17207,7 @@
               <w:rPr>
                 <w:sz w:val="18"/>
               </w:rPr>
-              <w:t>IDR 135.0T</w:t>
+              <w:t>IDR 231.1T</w:t>
             </w:r>
           </w:p>
         </w:tc>

--- a/reports/fiscal_cost_report.docx
+++ b/reports/fiscal_cost_report.docx
@@ -1304,7 +1304,7 @@
         <w:rPr>
           <w:sz w:val="20"/>
         </w:rPr>
-        <w:t>Scenario A: expansion to 3,000 MW operational by 2030, adding 2,474 MW beyond the current 526 MW at IDR 111B/MW (blended benchmark), requiring IDR 274.6T of additional investment. GMT/non-GMT split mirrors current database (43%/57%); 10-year holiday for new entrants. Scenario B: VAT and import duty exemptions extended to all operators, applying 35% equipment share to combined Scenario A investment (IDR 660.4T).</w:t>
+        <w:t>Scenario A: expansion to 3,000 MW operational by 2030, adding 2,474 MW beyond the current 526 MW at IDR 111B/MW (blended benchmark), requiring IDR 274.6T of additional investment. GMT/non-GMT split mirrors current database (43%/57%); 10-year holiday for new entrants. Scenario B: universal VAT and import duty extended to all operators (35% equipment share), evaluated on the same 3,000 MW / IDR 660.4T base as Scenario A; shown as an incremental effect on top of Scenario A.</w:t>
       </w:r>
     </w:p>
     <w:tbl>
@@ -1504,7 +1504,7 @@
               <w:rPr>
                 <w:sz w:val="17"/>
               </w:rPr>
-              <w:t>A: +2,474 MW by 2030</w:t>
+              <w:t>Baseline</w:t>
             </w:r>
           </w:p>
         </w:tc>
@@ -1521,7 +1521,7 @@
               <w:rPr>
                 <w:sz w:val="17"/>
               </w:rPr>
-              <w:t>+2474</w:t>
+              <w:t>3089</w:t>
             </w:r>
           </w:p>
         </w:tc>
@@ -1538,7 +1538,7 @@
               <w:rPr>
                 <w:sz w:val="17"/>
               </w:rPr>
-              <w:t>+274.6</w:t>
+              <w:t>385.8</w:t>
             </w:r>
           </w:p>
         </w:tc>
@@ -1555,7 +1555,7 @@
               <w:rPr>
                 <w:sz w:val="17"/>
               </w:rPr>
-              <w:t>+51.243</w:t>
+              <w:t>118.705</w:t>
             </w:r>
           </w:p>
         </w:tc>
@@ -1572,7 +1572,7 @@
               <w:rPr>
                 <w:sz w:val="17"/>
               </w:rPr>
-              <w:t>+7.813</w:t>
+              <w:t>10.977</w:t>
             </w:r>
           </w:p>
         </w:tc>
@@ -1589,7 +1589,7 @@
               <w:rPr>
                 <w:sz w:val="17"/>
               </w:rPr>
-              <w:t>—</w:t>
+              <w:t>0.977</w:t>
             </w:r>
           </w:p>
         </w:tc>
@@ -1606,7 +1606,7 @@
               <w:rPr>
                 <w:sz w:val="17"/>
               </w:rPr>
-              <w:t>+59.056</w:t>
+              <w:t>130.659</w:t>
             </w:r>
           </w:p>
         </w:tc>
@@ -1623,7 +1623,7 @@
               <w:rPr>
                 <w:sz w:val="17"/>
               </w:rPr>
-              <w:t>+0.267%</w:t>
+              <w:t>0.590%</w:t>
             </w:r>
           </w:p>
         </w:tc>
@@ -1640,136 +1640,128 @@
           <w:p>
             <w:r>
               <w:rPr>
-                <w:b/>
                 <w:sz w:val="17"/>
               </w:rPr>
-              <w:t>Scenario A total</w:t>
-            </w:r>
-          </w:p>
-        </w:tc>
-        <w:tc>
-          <w:tcPr>
-            <w:tcW w:w="1170" w:type="dxa"/>
-            <w:vAlign w:val="center"/>
-          </w:tcPr>
-          <w:p>
-            <w:pPr>
-              <w:jc w:val="right"/>
-            </w:pPr>
-            <w:r>
-              <w:rPr>
-                <w:b/>
+              <w:t>A: +2,474 MW by 2030</w:t>
+            </w:r>
+          </w:p>
+        </w:tc>
+        <w:tc>
+          <w:tcPr>
+            <w:tcW w:w="1170" w:type="dxa"/>
+            <w:vAlign w:val="center"/>
+          </w:tcPr>
+          <w:p>
+            <w:pPr>
+              <w:jc w:val="right"/>
+            </w:pPr>
+            <w:r>
+              <w:rPr>
                 <w:sz w:val="17"/>
               </w:rPr>
-              <w:t>3000</w:t>
-            </w:r>
-          </w:p>
-        </w:tc>
-        <w:tc>
-          <w:tcPr>
-            <w:tcW w:w="1170" w:type="dxa"/>
-            <w:vAlign w:val="center"/>
-          </w:tcPr>
-          <w:p>
-            <w:pPr>
-              <w:jc w:val="right"/>
-            </w:pPr>
-            <w:r>
-              <w:rPr>
-                <w:b/>
+              <w:t>+2474</w:t>
+            </w:r>
+          </w:p>
+        </w:tc>
+        <w:tc>
+          <w:tcPr>
+            <w:tcW w:w="1170" w:type="dxa"/>
+            <w:vAlign w:val="center"/>
+          </w:tcPr>
+          <w:p>
+            <w:pPr>
+              <w:jc w:val="right"/>
+            </w:pPr>
+            <w:r>
+              <w:rPr>
                 <w:sz w:val="17"/>
               </w:rPr>
-              <w:t>660.4</w:t>
-            </w:r>
-          </w:p>
-        </w:tc>
-        <w:tc>
-          <w:tcPr>
-            <w:tcW w:w="1170" w:type="dxa"/>
-            <w:vAlign w:val="center"/>
-          </w:tcPr>
-          <w:p>
-            <w:pPr>
-              <w:jc w:val="right"/>
-            </w:pPr>
-            <w:r>
-              <w:rPr>
-                <w:b/>
+              <w:t>+274.6</w:t>
+            </w:r>
+          </w:p>
+        </w:tc>
+        <w:tc>
+          <w:tcPr>
+            <w:tcW w:w="1170" w:type="dxa"/>
+            <w:vAlign w:val="center"/>
+          </w:tcPr>
+          <w:p>
+            <w:pPr>
+              <w:jc w:val="right"/>
+            </w:pPr>
+            <w:r>
+              <w:rPr>
                 <w:sz w:val="17"/>
               </w:rPr>
-              <w:t>169.948</w:t>
-            </w:r>
-          </w:p>
-        </w:tc>
-        <w:tc>
-          <w:tcPr>
-            <w:tcW w:w="1170" w:type="dxa"/>
-            <w:vAlign w:val="center"/>
-          </w:tcPr>
-          <w:p>
-            <w:pPr>
-              <w:jc w:val="right"/>
-            </w:pPr>
-            <w:r>
-              <w:rPr>
-                <w:b/>
+              <w:t>+51.243</w:t>
+            </w:r>
+          </w:p>
+        </w:tc>
+        <w:tc>
+          <w:tcPr>
+            <w:tcW w:w="1170" w:type="dxa"/>
+            <w:vAlign w:val="center"/>
+          </w:tcPr>
+          <w:p>
+            <w:pPr>
+              <w:jc w:val="right"/>
+            </w:pPr>
+            <w:r>
+              <w:rPr>
                 <w:sz w:val="17"/>
               </w:rPr>
-              <w:t>18.790</w:t>
-            </w:r>
-          </w:p>
-        </w:tc>
-        <w:tc>
-          <w:tcPr>
-            <w:tcW w:w="1170" w:type="dxa"/>
-            <w:vAlign w:val="center"/>
-          </w:tcPr>
-          <w:p>
-            <w:pPr>
-              <w:jc w:val="right"/>
-            </w:pPr>
-            <w:r>
-              <w:rPr>
-                <w:b/>
+              <w:t>+7.813</w:t>
+            </w:r>
+          </w:p>
+        </w:tc>
+        <w:tc>
+          <w:tcPr>
+            <w:tcW w:w="1170" w:type="dxa"/>
+            <w:vAlign w:val="center"/>
+          </w:tcPr>
+          <w:p>
+            <w:pPr>
+              <w:jc w:val="right"/>
+            </w:pPr>
+            <w:r>
+              <w:rPr>
                 <w:sz w:val="17"/>
               </w:rPr>
-              <w:t>0.977</w:t>
-            </w:r>
-          </w:p>
-        </w:tc>
-        <w:tc>
-          <w:tcPr>
-            <w:tcW w:w="1170" w:type="dxa"/>
-            <w:vAlign w:val="center"/>
-          </w:tcPr>
-          <w:p>
-            <w:pPr>
-              <w:jc w:val="right"/>
-            </w:pPr>
-            <w:r>
-              <w:rPr>
-                <w:b/>
+              <w:t>—</w:t>
+            </w:r>
+          </w:p>
+        </w:tc>
+        <w:tc>
+          <w:tcPr>
+            <w:tcW w:w="1170" w:type="dxa"/>
+            <w:vAlign w:val="center"/>
+          </w:tcPr>
+          <w:p>
+            <w:pPr>
+              <w:jc w:val="right"/>
+            </w:pPr>
+            <w:r>
+              <w:rPr>
                 <w:sz w:val="17"/>
               </w:rPr>
-              <w:t>189.715</w:t>
-            </w:r>
-          </w:p>
-        </w:tc>
-        <w:tc>
-          <w:tcPr>
-            <w:tcW w:w="1170" w:type="dxa"/>
-            <w:vAlign w:val="center"/>
-          </w:tcPr>
-          <w:p>
-            <w:pPr>
-              <w:jc w:val="right"/>
-            </w:pPr>
-            <w:r>
-              <w:rPr>
-                <w:b/>
+              <w:t>+59.056</w:t>
+            </w:r>
+          </w:p>
+        </w:tc>
+        <w:tc>
+          <w:tcPr>
+            <w:tcW w:w="1170" w:type="dxa"/>
+            <w:vAlign w:val="center"/>
+          </w:tcPr>
+          <w:p>
+            <w:pPr>
+              <w:jc w:val="right"/>
+            </w:pPr>
+            <w:r>
+              <w:rPr>
                 <w:sz w:val="17"/>
               </w:rPr>
-              <w:t>0.857%</w:t>
+              <w:t>+0.267%</w:t>
             </w:r>
           </w:p>
         </w:tc>
@@ -1786,128 +1778,274 @@
           <w:p>
             <w:r>
               <w:rPr>
+                <w:b/>
                 <w:sz w:val="17"/>
               </w:rPr>
-              <w:t>B: Universal VAT</w:t>
-            </w:r>
-          </w:p>
-        </w:tc>
-        <w:tc>
-          <w:tcPr>
-            <w:tcW w:w="1170" w:type="dxa"/>
-            <w:vAlign w:val="center"/>
-          </w:tcPr>
-          <w:p>
-            <w:pPr>
-              <w:jc w:val="right"/>
-            </w:pPr>
-            <w:r>
-              <w:rPr>
+              <w:t>Scenario A total</w:t>
+            </w:r>
+          </w:p>
+        </w:tc>
+        <w:tc>
+          <w:tcPr>
+            <w:tcW w:w="1170" w:type="dxa"/>
+            <w:vAlign w:val="center"/>
+          </w:tcPr>
+          <w:p>
+            <w:pPr>
+              <w:jc w:val="right"/>
+            </w:pPr>
+            <w:r>
+              <w:rPr>
+                <w:b/>
                 <w:sz w:val="17"/>
               </w:rPr>
-              <w:t>3089</w:t>
-            </w:r>
-          </w:p>
-        </w:tc>
-        <w:tc>
-          <w:tcPr>
-            <w:tcW w:w="1170" w:type="dxa"/>
-            <w:vAlign w:val="center"/>
-          </w:tcPr>
-          <w:p>
-            <w:pPr>
-              <w:jc w:val="right"/>
-            </w:pPr>
-            <w:r>
-              <w:rPr>
+              <w:t>3000</w:t>
+            </w:r>
+          </w:p>
+        </w:tc>
+        <w:tc>
+          <w:tcPr>
+            <w:tcW w:w="1170" w:type="dxa"/>
+            <w:vAlign w:val="center"/>
+          </w:tcPr>
+          <w:p>
+            <w:pPr>
+              <w:jc w:val="right"/>
+            </w:pPr>
+            <w:r>
+              <w:rPr>
+                <w:b/>
                 <w:sz w:val="17"/>
               </w:rPr>
-              <w:t>385.8</w:t>
-            </w:r>
-          </w:p>
-        </w:tc>
-        <w:tc>
-          <w:tcPr>
-            <w:tcW w:w="1170" w:type="dxa"/>
-            <w:vAlign w:val="center"/>
-          </w:tcPr>
-          <w:p>
-            <w:pPr>
-              <w:jc w:val="right"/>
-            </w:pPr>
-            <w:r>
-              <w:rPr>
+              <w:t>660.4</w:t>
+            </w:r>
+          </w:p>
+        </w:tc>
+        <w:tc>
+          <w:tcPr>
+            <w:tcW w:w="1170" w:type="dxa"/>
+            <w:vAlign w:val="center"/>
+          </w:tcPr>
+          <w:p>
+            <w:pPr>
+              <w:jc w:val="right"/>
+            </w:pPr>
+            <w:r>
+              <w:rPr>
+                <w:b/>
                 <w:sz w:val="17"/>
               </w:rPr>
-              <w:t>118.705</w:t>
-            </w:r>
-          </w:p>
-        </w:tc>
-        <w:tc>
-          <w:tcPr>
-            <w:tcW w:w="1170" w:type="dxa"/>
-            <w:vAlign w:val="center"/>
-          </w:tcPr>
-          <w:p>
-            <w:pPr>
-              <w:jc w:val="right"/>
-            </w:pPr>
-            <w:r>
-              <w:rPr>
+              <w:t>169.948</w:t>
+            </w:r>
+          </w:p>
+        </w:tc>
+        <w:tc>
+          <w:tcPr>
+            <w:tcW w:w="1170" w:type="dxa"/>
+            <w:vAlign w:val="center"/>
+          </w:tcPr>
+          <w:p>
+            <w:pPr>
+              <w:jc w:val="right"/>
+            </w:pPr>
+            <w:r>
+              <w:rPr>
+                <w:b/>
                 <w:sz w:val="17"/>
               </w:rPr>
-              <w:t>10.977</w:t>
-            </w:r>
-          </w:p>
-        </w:tc>
-        <w:tc>
-          <w:tcPr>
-            <w:tcW w:w="1170" w:type="dxa"/>
-            <w:vAlign w:val="center"/>
-          </w:tcPr>
-          <w:p>
-            <w:pPr>
-              <w:jc w:val="right"/>
-            </w:pPr>
-            <w:r>
-              <w:rPr>
+              <w:t>18.790</w:t>
+            </w:r>
+          </w:p>
+        </w:tc>
+        <w:tc>
+          <w:tcPr>
+            <w:tcW w:w="1170" w:type="dxa"/>
+            <w:vAlign w:val="center"/>
+          </w:tcPr>
+          <w:p>
+            <w:pPr>
+              <w:jc w:val="right"/>
+            </w:pPr>
+            <w:r>
+              <w:rPr>
+                <w:b/>
                 <w:sz w:val="17"/>
               </w:rPr>
-              <w:t>18.230</w:t>
-            </w:r>
-          </w:p>
-        </w:tc>
-        <w:tc>
-          <w:tcPr>
-            <w:tcW w:w="1170" w:type="dxa"/>
-            <w:vAlign w:val="center"/>
-          </w:tcPr>
-          <w:p>
-            <w:pPr>
-              <w:jc w:val="right"/>
-            </w:pPr>
-            <w:r>
-              <w:rPr>
+              <w:t>0.977</w:t>
+            </w:r>
+          </w:p>
+        </w:tc>
+        <w:tc>
+          <w:tcPr>
+            <w:tcW w:w="1170" w:type="dxa"/>
+            <w:vAlign w:val="center"/>
+          </w:tcPr>
+          <w:p>
+            <w:pPr>
+              <w:jc w:val="right"/>
+            </w:pPr>
+            <w:r>
+              <w:rPr>
+                <w:b/>
                 <w:sz w:val="17"/>
               </w:rPr>
-              <w:t>147.912</w:t>
-            </w:r>
-          </w:p>
-        </w:tc>
-        <w:tc>
-          <w:tcPr>
-            <w:tcW w:w="1170" w:type="dxa"/>
-            <w:vAlign w:val="center"/>
-          </w:tcPr>
-          <w:p>
-            <w:pPr>
-              <w:jc w:val="right"/>
-            </w:pPr>
-            <w:r>
-              <w:rPr>
+              <w:t>189.715</w:t>
+            </w:r>
+          </w:p>
+        </w:tc>
+        <w:tc>
+          <w:tcPr>
+            <w:tcW w:w="1170" w:type="dxa"/>
+            <w:vAlign w:val="center"/>
+          </w:tcPr>
+          <w:p>
+            <w:pPr>
+              <w:jc w:val="right"/>
+            </w:pPr>
+            <w:r>
+              <w:rPr>
+                <w:b/>
                 <w:sz w:val="17"/>
               </w:rPr>
-              <w:t>0.668%</w:t>
+              <w:t>0.857%</w:t>
+            </w:r>
+          </w:p>
+        </w:tc>
+      </w:tr>
+      <w:tr>
+        <w:trPr>
+          <w:jc w:val="center"/>
+        </w:trPr>
+        <w:tc>
+          <w:tcPr>
+            <w:tcW w:w="1170" w:type="dxa"/>
+            <w:vAlign w:val="center"/>
+          </w:tcPr>
+          <w:p>
+            <w:r>
+              <w:rPr>
+                <w:sz w:val="17"/>
+              </w:rPr>
+              <w:t>B: Universal VAT+Duty</w:t>
+            </w:r>
+          </w:p>
+        </w:tc>
+        <w:tc>
+          <w:tcPr>
+            <w:tcW w:w="1170" w:type="dxa"/>
+            <w:vAlign w:val="center"/>
+          </w:tcPr>
+          <w:p>
+            <w:pPr>
+              <w:jc w:val="right"/>
+            </w:pPr>
+            <w:r>
+              <w:rPr>
+                <w:sz w:val="17"/>
+              </w:rPr>
+              <w:t>3000</w:t>
+            </w:r>
+          </w:p>
+        </w:tc>
+        <w:tc>
+          <w:tcPr>
+            <w:tcW w:w="1170" w:type="dxa"/>
+            <w:vAlign w:val="center"/>
+          </w:tcPr>
+          <w:p>
+            <w:pPr>
+              <w:jc w:val="right"/>
+            </w:pPr>
+            <w:r>
+              <w:rPr>
+                <w:sz w:val="17"/>
+              </w:rPr>
+              <w:t>660.4</w:t>
+            </w:r>
+          </w:p>
+        </w:tc>
+        <w:tc>
+          <w:tcPr>
+            <w:tcW w:w="1170" w:type="dxa"/>
+            <w:vAlign w:val="center"/>
+          </w:tcPr>
+          <w:p>
+            <w:pPr>
+              <w:jc w:val="right"/>
+            </w:pPr>
+            <w:r>
+              <w:rPr>
+                <w:sz w:val="17"/>
+              </w:rPr>
+              <w:t>—</w:t>
+            </w:r>
+          </w:p>
+        </w:tc>
+        <w:tc>
+          <w:tcPr>
+            <w:tcW w:w="1170" w:type="dxa"/>
+            <w:vAlign w:val="center"/>
+          </w:tcPr>
+          <w:p>
+            <w:pPr>
+              <w:jc w:val="right"/>
+            </w:pPr>
+            <w:r>
+              <w:rPr>
+                <w:sz w:val="17"/>
+              </w:rPr>
+              <w:t>—</w:t>
+            </w:r>
+          </w:p>
+        </w:tc>
+        <w:tc>
+          <w:tcPr>
+            <w:tcW w:w="1170" w:type="dxa"/>
+            <w:vAlign w:val="center"/>
+          </w:tcPr>
+          <w:p>
+            <w:pPr>
+              <w:jc w:val="right"/>
+            </w:pPr>
+            <w:r>
+              <w:rPr>
+                <w:sz w:val="17"/>
+              </w:rPr>
+              <w:t>+30.227</w:t>
+            </w:r>
+          </w:p>
+        </w:tc>
+        <w:tc>
+          <w:tcPr>
+            <w:tcW w:w="1170" w:type="dxa"/>
+            <w:vAlign w:val="center"/>
+          </w:tcPr>
+          <w:p>
+            <w:pPr>
+              <w:jc w:val="right"/>
+            </w:pPr>
+            <w:r>
+              <w:rPr>
+                <w:sz w:val="17"/>
+              </w:rPr>
+              <w:t>+30.227</w:t>
+            </w:r>
+          </w:p>
+        </w:tc>
+        <w:tc>
+          <w:tcPr>
+            <w:tcW w:w="1170" w:type="dxa"/>
+            <w:vAlign w:val="center"/>
+          </w:tcPr>
+          <w:p>
+            <w:pPr>
+              <w:jc w:val="right"/>
+            </w:pPr>
+            <w:r>
+              <w:rPr>
+                <w:sz w:val="17"/>
+              </w:rPr>
+              <w:t>+0.137%</w:t>
             </w:r>
           </w:p>
         </w:tc>
@@ -2084,7 +2222,7 @@
           <w:i/>
           <w:sz w:val="17"/>
         </w:rPr>
-        <w:t xml:space="preserve"> = one-time at construction. Scenario A assumes no additional SEZ concessions. Scenario B incremental above baseline: IDR 17.253T (VAT: IDR 14.854T + duty: IDR 3.376T).</w:t>
+        <w:t xml:space="preserve"> = one-time at construction. Scenario A assumes no additional SEZ concessions. Scenario B incremental VAT+Duty (universal, on 3,000 MW base): IDR 30.227T (VAT: IDR 25.425T + duty: IDR 5.779T). Combined A+B total: IDR 219.942T (0.993% of GDP).</w:t>
       </w:r>
     </w:p>
     <w:p/>

--- a/reports/fiscal_cost_report.docx
+++ b/reports/fiscal_cost_report.docx
@@ -1304,7 +1304,7 @@
         <w:rPr>
           <w:sz w:val="20"/>
         </w:rPr>
-        <w:t>Scenario A: expansion to 3,000 MW operational by 2030, adding 2,474 MW beyond the current 526 MW at IDR 111B/MW (blended benchmark), requiring IDR 274.6T of additional investment. GMT/non-GMT split mirrors current database (43%/57%); 10-year holiday for new entrants. Scenario B: universal VAT and import duty extended to all operators (35% equipment share), evaluated on the same 3,000 MW / IDR 660.4T base as Scenario A; shown as an incremental effect on top of Scenario A.</w:t>
+        <w:t>Scenario A: expansion to 3,000 MW operational by 2030, adding 2,474 MW beyond the current 526 MW at IDR 111B/MW (blended benchmark), requiring IDR 274.6T of additional investment. GMT/non-GMT split mirrors current database (43%/57%); 10-year holiday for new entrants. Scenario B: universal VAT and import duty extended to all operators (35% equipment share), evaluated on the same 3,000 MW / IDR 350.7T investment base as Scenario A (operational 76.1T + expansion 274.6T); incremental effect on top of Scenario A.</w:t>
       </w:r>
     </w:p>
     <w:tbl>
@@ -1439,7 +1439,7 @@
                 <w:b/>
                 <w:sz w:val="17"/>
               </w:rPr>
-              <w:t>VAT+Duty</w:t>
+              <w:t>VAT+Duty (IDR T)</w:t>
             </w:r>
             <w:proofErr w:type="spellEnd"/>
             <w:r>
@@ -1447,7 +1447,6 @@
                 <w:b/>
                 <w:sz w:val="17"/>
               </w:rPr>
-              <w:t xml:space="preserve"> (IDR T)</w:t>
             </w:r>
           </w:p>
         </w:tc>
@@ -1485,7 +1484,7 @@
                 <w:b/>
                 <w:sz w:val="17"/>
               </w:rPr>
-              <w:t>% GDP</w:t>
+              <w:t>Ann. % GDP</w:t>
             </w:r>
           </w:p>
         </w:tc>
@@ -1504,7 +1503,7 @@
               <w:rPr>
                 <w:sz w:val="17"/>
               </w:rPr>
-              <w:t>Baseline</w:t>
+              <w:t>Baseline (526 MW op.)</w:t>
             </w:r>
           </w:p>
         </w:tc>
@@ -1521,7 +1520,7 @@
               <w:rPr>
                 <w:sz w:val="17"/>
               </w:rPr>
-              <w:t>3089</w:t>
+              <w:t>526</w:t>
             </w:r>
           </w:p>
         </w:tc>
@@ -1538,7 +1537,7 @@
               <w:rPr>
                 <w:sz w:val="17"/>
               </w:rPr>
-              <w:t>385.8</w:t>
+              <w:t>76.1</w:t>
             </w:r>
           </w:p>
         </w:tc>
@@ -1555,7 +1554,7 @@
               <w:rPr>
                 <w:sz w:val="17"/>
               </w:rPr>
-              <w:t>118.705</w:t>
+              <w:t>15.695</w:t>
             </w:r>
           </w:p>
         </w:tc>
@@ -1572,7 +1571,7 @@
               <w:rPr>
                 <w:sz w:val="17"/>
               </w:rPr>
-              <w:t>10.977</w:t>
+              <w:t>2.172</w:t>
             </w:r>
           </w:p>
         </w:tc>
@@ -1589,7 +1588,7 @@
               <w:rPr>
                 <w:sz w:val="17"/>
               </w:rPr>
-              <w:t>0.977</w:t>
+              <w:t>0.168</w:t>
             </w:r>
           </w:p>
         </w:tc>
@@ -1606,7 +1605,7 @@
               <w:rPr>
                 <w:sz w:val="17"/>
               </w:rPr>
-              <w:t>130.659</w:t>
+              <w:t>18.035</w:t>
             </w:r>
           </w:p>
         </w:tc>
@@ -1623,7 +1622,7 @@
               <w:rPr>
                 <w:sz w:val="17"/>
               </w:rPr>
-              <w:t>0.590%</w:t>
+              <w:t>0.007%</w:t>
             </w:r>
           </w:p>
         </w:tc>
@@ -1761,7 +1760,7 @@
               <w:rPr>
                 <w:sz w:val="17"/>
               </w:rPr>
-              <w:t>+0.267%</w:t>
+              <w:t>+0.023%</w:t>
             </w:r>
           </w:p>
         </w:tc>
@@ -1817,7 +1816,7 @@
                 <w:b/>
                 <w:sz w:val="17"/>
               </w:rPr>
-              <w:t>660.4</w:t>
+              <w:t>350.7</w:t>
             </w:r>
           </w:p>
         </w:tc>
@@ -1835,7 +1834,7 @@
                 <w:b/>
                 <w:sz w:val="17"/>
               </w:rPr>
-              <w:t>169.948</w:t>
+              <w:t>66.938</w:t>
             </w:r>
           </w:p>
         </w:tc>
@@ -1853,7 +1852,7 @@
                 <w:b/>
                 <w:sz w:val="17"/>
               </w:rPr>
-              <w:t>18.790</w:t>
+              <w:t>9.985</w:t>
             </w:r>
           </w:p>
         </w:tc>
@@ -1871,7 +1870,7 @@
                 <w:b/>
                 <w:sz w:val="17"/>
               </w:rPr>
-              <w:t>0.977</w:t>
+              <w:t>0.168</w:t>
             </w:r>
           </w:p>
         </w:tc>
@@ -1889,7 +1888,7 @@
                 <w:b/>
                 <w:sz w:val="17"/>
               </w:rPr>
-              <w:t>189.715</w:t>
+              <w:t>77.091</w:t>
             </w:r>
           </w:p>
         </w:tc>
@@ -1907,7 +1906,7 @@
                 <w:b/>
                 <w:sz w:val="17"/>
               </w:rPr>
-              <w:t>0.857%</w:t>
+              <w:t>0.030%</w:t>
             </w:r>
           </w:p>
         </w:tc>
@@ -1960,7 +1959,7 @@
               <w:rPr>
                 <w:sz w:val="17"/>
               </w:rPr>
-              <w:t>660.4</w:t>
+              <w:t>350.7</w:t>
             </w:r>
           </w:p>
         </w:tc>
@@ -2011,7 +2010,7 @@
               <w:rPr>
                 <w:sz w:val="17"/>
               </w:rPr>
-              <w:t>+30.227</w:t>
+              <w:t>+16.401</w:t>
             </w:r>
           </w:p>
         </w:tc>
@@ -2028,7 +2027,7 @@
               <w:rPr>
                 <w:sz w:val="17"/>
               </w:rPr>
-              <w:t>+30.227</w:t>
+              <w:t>+16.401</w:t>
             </w:r>
           </w:p>
         </w:tc>
@@ -2045,7 +2044,7 @@
               <w:rPr>
                 <w:sz w:val="17"/>
               </w:rPr>
-              <w:t>+0.137%</w:t>
+              <w:t>+0.025%</w:t>
             </w:r>
           </w:p>
         </w:tc>
@@ -2101,7 +2100,7 @@
                 <w:b/>
                 <w:sz w:val="17"/>
               </w:rPr>
-              <w:t>660.4</w:t>
+              <w:t>350.7</w:t>
             </w:r>
           </w:p>
         </w:tc>
@@ -2119,7 +2118,7 @@
                 <w:b/>
                 <w:sz w:val="17"/>
               </w:rPr>
-              <w:t>169.948</w:t>
+              <w:t>66.938</w:t>
             </w:r>
           </w:p>
         </w:tc>
@@ -2137,7 +2136,7 @@
                 <w:b/>
                 <w:sz w:val="17"/>
               </w:rPr>
-              <w:t>18.790</w:t>
+              <w:t>9.985</w:t>
             </w:r>
           </w:p>
         </w:tc>
@@ -2155,7 +2154,7 @@
                 <w:b/>
                 <w:sz w:val="17"/>
               </w:rPr>
-              <w:t>31.204</w:t>
+              <w:t>16.569</w:t>
             </w:r>
           </w:p>
         </w:tc>
@@ -2173,7 +2172,7 @@
                 <w:b/>
                 <w:sz w:val="17"/>
               </w:rPr>
-              <w:t>219.942</w:t>
+              <w:t>93.492</w:t>
             </w:r>
           </w:p>
         </w:tc>
@@ -2191,7 +2190,7 @@
                 <w:b/>
                 <w:sz w:val="17"/>
               </w:rPr>
-              <w:t>0.993%</w:t>
+              <w:t>0.055%</w:t>
             </w:r>
           </w:p>
         </w:tc>
@@ -2222,7 +2221,7 @@
           <w:i/>
           <w:sz w:val="17"/>
         </w:rPr>
-        <w:t xml:space="preserve"> = one-time at construction. Scenario A assumes no additional SEZ concessions. Scenario B incremental VAT+Duty (universal, on 3,000 MW base): IDR 30.227T (VAT: IDR 25.425T + duty: IDR 5.779T). Combined A+B total: IDR 219.942T (0.993% of GDP).</w:t>
+        <w:t xml:space="preserve"> = one-time at construction. Scenario A assumes no additional SEZ concessions. Ann. % GDP = annual peak fiscal cost / 2024 GDP. Scenario B incremental VAT+Duty (universal, on Scenario A base of 350.7T): IDR 16.401T (VAT: IDR 13.500T + duty: IDR 3.068T). Combined A+B total: IDR 93.492T.</w:t>
       </w:r>
     </w:p>
     <w:p/>
